--- a/2. Second_Semester/1. Software Project Management and Quality Assurance/Lecture-7/Lecture-07.docx
+++ b/2. Second_Semester/1. Software Project Management and Quality Assurance/Lecture-7/Lecture-07.docx
@@ -9846,6 +9846,2362 @@
       </w:r>
       <w:r>
         <w:t xml:space="preserve"> This deals with whether the application needs to interface with other existing systems, which might operate on entirely different platforms and databases.</w:t>
+      </w:r>
+    </w:p>
+    <w:p>
+      <w:pPr>
+        <w:pStyle w:val="NormalWeb"/>
+      </w:pPr>
+      <w:r>
+        <w:rPr>
+          <w:rFonts w:ascii="Nirmala UI" w:hAnsi="Nirmala UI" w:cs="Nirmala UI"/>
+        </w:rPr>
+        <w:t>আগের</w:t>
+      </w:r>
+      <w:r>
+        <w:t xml:space="preserve"> </w:t>
+      </w:r>
+      <w:r>
+        <w:rPr>
+          <w:rFonts w:ascii="Nirmala UI" w:hAnsi="Nirmala UI" w:cs="Nirmala UI"/>
+        </w:rPr>
+        <w:t>স্লাইডগুলোতে</w:t>
+      </w:r>
+      <w:r>
+        <w:t xml:space="preserve"> </w:t>
+      </w:r>
+      <w:r>
+        <w:rPr>
+          <w:rFonts w:ascii="Nirmala UI" w:hAnsi="Nirmala UI" w:cs="Nirmala UI"/>
+        </w:rPr>
+        <w:t>আমরা</w:t>
+      </w:r>
+      <w:r>
+        <w:t xml:space="preserve"> McCall-</w:t>
+      </w:r>
+      <w:r>
+        <w:rPr>
+          <w:rFonts w:ascii="Nirmala UI" w:hAnsi="Nirmala UI" w:cs="Nirmala UI"/>
+        </w:rPr>
+        <w:t>এর</w:t>
+      </w:r>
+      <w:r>
+        <w:t xml:space="preserve"> </w:t>
+      </w:r>
+      <w:r>
+        <w:rPr>
+          <w:rFonts w:ascii="Nirmala UI" w:hAnsi="Nirmala UI" w:cs="Nirmala UI"/>
+        </w:rPr>
+        <w:t>১১টি</w:t>
+      </w:r>
+      <w:r>
+        <w:t xml:space="preserve"> </w:t>
+      </w:r>
+      <w:r>
+        <w:rPr>
+          <w:rFonts w:ascii="Nirmala UI" w:hAnsi="Nirmala UI" w:cs="Nirmala UI"/>
+        </w:rPr>
+        <w:t>ফ্যাক্টর</w:t>
+      </w:r>
+      <w:r>
+        <w:t xml:space="preserve"> </w:t>
+      </w:r>
+      <w:r>
+        <w:rPr>
+          <w:rFonts w:ascii="Nirmala UI" w:hAnsi="Nirmala UI" w:cs="Nirmala UI"/>
+        </w:rPr>
+        <w:t>দেখেছি।</w:t>
+      </w:r>
+      <w:r>
+        <w:t xml:space="preserve"> </w:t>
+      </w:r>
+      <w:r>
+        <w:rPr>
+          <w:rFonts w:ascii="Nirmala UI" w:hAnsi="Nirmala UI" w:cs="Nirmala UI"/>
+        </w:rPr>
+        <w:t>এই</w:t>
+      </w:r>
+      <w:r>
+        <w:t xml:space="preserve"> </w:t>
+      </w:r>
+      <w:r>
+        <w:rPr>
+          <w:rFonts w:ascii="Nirmala UI" w:hAnsi="Nirmala UI" w:cs="Nirmala UI"/>
+        </w:rPr>
+        <w:t>স্লাইডগুলোতে</w:t>
+      </w:r>
+      <w:r>
+        <w:t xml:space="preserve"> McCall-</w:t>
+      </w:r>
+      <w:r>
+        <w:rPr>
+          <w:rFonts w:ascii="Nirmala UI" w:hAnsi="Nirmala UI" w:cs="Nirmala UI"/>
+        </w:rPr>
+        <w:t>এর</w:t>
+      </w:r>
+      <w:r>
+        <w:t xml:space="preserve"> </w:t>
+      </w:r>
+      <w:r>
+        <w:rPr>
+          <w:rFonts w:ascii="Nirmala UI" w:hAnsi="Nirmala UI" w:cs="Nirmala UI"/>
+        </w:rPr>
+        <w:t>মডেলের</w:t>
+      </w:r>
+      <w:r>
+        <w:t xml:space="preserve"> </w:t>
+      </w:r>
+      <w:r>
+        <w:rPr>
+          <w:rFonts w:ascii="Nirmala UI" w:hAnsi="Nirmala UI" w:cs="Nirmala UI"/>
+        </w:rPr>
+        <w:t>কিছু</w:t>
+      </w:r>
+      <w:r>
+        <w:t xml:space="preserve"> </w:t>
+      </w:r>
+      <w:r>
+        <w:rPr>
+          <w:b/>
+          <w:bCs/>
+        </w:rPr>
+        <w:t>Alternative (</w:t>
+      </w:r>
+      <w:r>
+        <w:rPr>
+          <w:rFonts w:ascii="Nirmala UI" w:hAnsi="Nirmala UI" w:cs="Nirmala UI"/>
+          <w:b/>
+          <w:bCs/>
+        </w:rPr>
+        <w:t>বিকল্প</w:t>
+      </w:r>
+      <w:r>
+        <w:rPr>
+          <w:b/>
+          <w:bCs/>
+        </w:rPr>
+        <w:t>)</w:t>
+      </w:r>
+      <w:r>
+        <w:t xml:space="preserve"> </w:t>
+      </w:r>
+      <w:r>
+        <w:rPr>
+          <w:rFonts w:ascii="Nirmala UI" w:hAnsi="Nirmala UI" w:cs="Nirmala UI"/>
+        </w:rPr>
+        <w:t>মডেল</w:t>
+      </w:r>
+      <w:r>
+        <w:t xml:space="preserve"> </w:t>
+      </w:r>
+      <w:r>
+        <w:rPr>
+          <w:rFonts w:ascii="Nirmala UI" w:hAnsi="Nirmala UI" w:cs="Nirmala UI"/>
+        </w:rPr>
+        <w:t>নিয়ে</w:t>
+      </w:r>
+      <w:r>
+        <w:t xml:space="preserve"> </w:t>
+      </w:r>
+      <w:r>
+        <w:rPr>
+          <w:rFonts w:ascii="Nirmala UI" w:hAnsi="Nirmala UI" w:cs="Nirmala UI"/>
+        </w:rPr>
+        <w:t>কথা</w:t>
+      </w:r>
+      <w:r>
+        <w:t xml:space="preserve"> </w:t>
+      </w:r>
+      <w:r>
+        <w:rPr>
+          <w:rFonts w:ascii="Nirmala UI" w:hAnsi="Nirmala UI" w:cs="Nirmala UI"/>
+        </w:rPr>
+        <w:t>বলা</w:t>
+      </w:r>
+      <w:r>
+        <w:t xml:space="preserve"> </w:t>
+      </w:r>
+      <w:r>
+        <w:rPr>
+          <w:rFonts w:ascii="Nirmala UI" w:hAnsi="Nirmala UI" w:cs="Nirmala UI"/>
+        </w:rPr>
+        <w:t>হয়েছে</w:t>
+      </w:r>
+      <w:r>
+        <w:t xml:space="preserve">, </w:t>
+      </w:r>
+      <w:r>
+        <w:rPr>
+          <w:rFonts w:ascii="Nirmala UI" w:hAnsi="Nirmala UI" w:cs="Nirmala UI"/>
+        </w:rPr>
+        <w:t>যেখানে</w:t>
+      </w:r>
+      <w:r>
+        <w:t xml:space="preserve"> </w:t>
+      </w:r>
+      <w:r>
+        <w:rPr>
+          <w:rFonts w:ascii="Nirmala UI" w:hAnsi="Nirmala UI" w:cs="Nirmala UI"/>
+        </w:rPr>
+        <w:t>অন্যান্য</w:t>
+      </w:r>
+      <w:r>
+        <w:t xml:space="preserve"> </w:t>
+      </w:r>
+      <w:r>
+        <w:rPr>
+          <w:rFonts w:ascii="Nirmala UI" w:hAnsi="Nirmala UI" w:cs="Nirmala UI"/>
+        </w:rPr>
+        <w:t>বিশেষজ্ঞরা</w:t>
+      </w:r>
+      <w:r>
+        <w:t xml:space="preserve"> </w:t>
+      </w:r>
+      <w:r>
+        <w:rPr>
+          <w:rFonts w:ascii="Nirmala UI" w:hAnsi="Nirmala UI" w:cs="Nirmala UI"/>
+        </w:rPr>
+        <w:t>আরও</w:t>
+      </w:r>
+      <w:r>
+        <w:t xml:space="preserve"> </w:t>
+      </w:r>
+      <w:r>
+        <w:rPr>
+          <w:rFonts w:ascii="Nirmala UI" w:hAnsi="Nirmala UI" w:cs="Nirmala UI"/>
+          <w:b/>
+          <w:bCs/>
+        </w:rPr>
+        <w:t>৫টি</w:t>
+      </w:r>
+      <w:r>
+        <w:rPr>
+          <w:b/>
+          <w:bCs/>
+        </w:rPr>
+        <w:t xml:space="preserve"> </w:t>
+      </w:r>
+      <w:r>
+        <w:rPr>
+          <w:rFonts w:ascii="Nirmala UI" w:hAnsi="Nirmala UI" w:cs="Nirmala UI"/>
+          <w:b/>
+          <w:bCs/>
+        </w:rPr>
+        <w:t>নতুন</w:t>
+      </w:r>
+      <w:r>
+        <w:rPr>
+          <w:b/>
+          <w:bCs/>
+        </w:rPr>
+        <w:t xml:space="preserve"> </w:t>
+      </w:r>
+      <w:r>
+        <w:rPr>
+          <w:rFonts w:ascii="Nirmala UI" w:hAnsi="Nirmala UI" w:cs="Nirmala UI"/>
+          <w:b/>
+          <w:bCs/>
+        </w:rPr>
+        <w:t>ফ্যাক্টর</w:t>
+      </w:r>
+      <w:r>
+        <w:t xml:space="preserve"> </w:t>
+      </w:r>
+      <w:r>
+        <w:rPr>
+          <w:rFonts w:ascii="Nirmala UI" w:hAnsi="Nirmala UI" w:cs="Nirmala UI"/>
+        </w:rPr>
+        <w:t>যোগ</w:t>
+      </w:r>
+      <w:r>
+        <w:t xml:space="preserve"> </w:t>
+      </w:r>
+      <w:r>
+        <w:rPr>
+          <w:rFonts w:ascii="Nirmala UI" w:hAnsi="Nirmala UI" w:cs="Nirmala UI"/>
+        </w:rPr>
+        <w:t>করেছেন।</w:t>
+      </w:r>
+    </w:p>
+    <w:p>
+      <w:pPr>
+        <w:pStyle w:val="Heading3"/>
+      </w:pPr>
+      <w:r>
+        <w:rPr>
+          <w:rFonts w:ascii="Nirmala UI" w:hAnsi="Nirmala UI" w:cs="Nirmala UI"/>
+        </w:rPr>
+        <w:t>পার্ট</w:t>
+      </w:r>
+      <w:r>
+        <w:t xml:space="preserve"> </w:t>
+      </w:r>
+      <w:r>
+        <w:rPr>
+          <w:rFonts w:ascii="Nirmala UI" w:hAnsi="Nirmala UI" w:cs="Nirmala UI"/>
+        </w:rPr>
+        <w:t>১</w:t>
+      </w:r>
+      <w:r>
+        <w:t xml:space="preserve">: </w:t>
+      </w:r>
+      <w:r>
+        <w:rPr>
+          <w:rFonts w:ascii="Nirmala UI" w:hAnsi="Nirmala UI" w:cs="Nirmala UI"/>
+        </w:rPr>
+        <w:t>সহজ</w:t>
+      </w:r>
+      <w:r>
+        <w:t xml:space="preserve"> </w:t>
+      </w:r>
+      <w:r>
+        <w:rPr>
+          <w:rFonts w:ascii="Nirmala UI" w:hAnsi="Nirmala UI" w:cs="Nirmala UI"/>
+        </w:rPr>
+        <w:t>বাংলা</w:t>
+      </w:r>
+      <w:r>
+        <w:t xml:space="preserve"> </w:t>
+      </w:r>
+      <w:r>
+        <w:rPr>
+          <w:rFonts w:ascii="Nirmala UI" w:hAnsi="Nirmala UI" w:cs="Nirmala UI"/>
+        </w:rPr>
+        <w:t>লজিক</w:t>
+      </w:r>
+      <w:r>
+        <w:t xml:space="preserve"> </w:t>
+      </w:r>
+      <w:r>
+        <w:rPr>
+          <w:rFonts w:ascii="Nirmala UI" w:hAnsi="Nirmala UI" w:cs="Nirmala UI"/>
+        </w:rPr>
+        <w:t>ও</w:t>
+      </w:r>
+      <w:r>
+        <w:t xml:space="preserve"> </w:t>
+      </w:r>
+      <w:r>
+        <w:rPr>
+          <w:rFonts w:ascii="Nirmala UI" w:hAnsi="Nirmala UI" w:cs="Nirmala UI"/>
+        </w:rPr>
+        <w:t>রিয়েল</w:t>
+      </w:r>
+      <w:r>
+        <w:t>-</w:t>
+      </w:r>
+      <w:r>
+        <w:rPr>
+          <w:rFonts w:ascii="Nirmala UI" w:hAnsi="Nirmala UI" w:cs="Nirmala UI"/>
+        </w:rPr>
+        <w:t>লাইফ</w:t>
+      </w:r>
+      <w:r>
+        <w:t xml:space="preserve"> </w:t>
+      </w:r>
+      <w:r>
+        <w:rPr>
+          <w:rFonts w:ascii="Nirmala UI" w:hAnsi="Nirmala UI" w:cs="Nirmala UI"/>
+        </w:rPr>
+        <w:t>অ্যানালজি</w:t>
+      </w:r>
+    </w:p>
+    <w:p>
+      <w:pPr>
+        <w:pStyle w:val="NormalWeb"/>
+      </w:pPr>
+      <w:r>
+        <w:rPr>
+          <w:rFonts w:ascii="Nirmala UI" w:hAnsi="Nirmala UI" w:cs="Nirmala UI"/>
+          <w:b/>
+          <w:bCs/>
+        </w:rPr>
+        <w:t>১</w:t>
+      </w:r>
+      <w:r>
+        <w:rPr>
+          <w:b/>
+          <w:bCs/>
+        </w:rPr>
+        <w:t>. Evans and Marciniak-</w:t>
+      </w:r>
+      <w:r>
+        <w:rPr>
+          <w:rFonts w:ascii="Nirmala UI" w:hAnsi="Nirmala UI" w:cs="Nirmala UI"/>
+          <w:b/>
+          <w:bCs/>
+        </w:rPr>
+        <w:t>এর</w:t>
+      </w:r>
+      <w:r>
+        <w:rPr>
+          <w:b/>
+          <w:bCs/>
+        </w:rPr>
+        <w:t xml:space="preserve"> </w:t>
+      </w:r>
+      <w:r>
+        <w:rPr>
+          <w:rFonts w:ascii="Nirmala UI" w:hAnsi="Nirmala UI" w:cs="Nirmala UI"/>
+          <w:b/>
+          <w:bCs/>
+        </w:rPr>
+        <w:t>২টি</w:t>
+      </w:r>
+      <w:r>
+        <w:rPr>
+          <w:b/>
+          <w:bCs/>
+        </w:rPr>
+        <w:t xml:space="preserve"> </w:t>
+      </w:r>
+      <w:r>
+        <w:rPr>
+          <w:rFonts w:ascii="Nirmala UI" w:hAnsi="Nirmala UI" w:cs="Nirmala UI"/>
+          <w:b/>
+          <w:bCs/>
+        </w:rPr>
+        <w:t>নতুন</w:t>
+      </w:r>
+      <w:r>
+        <w:rPr>
+          <w:b/>
+          <w:bCs/>
+        </w:rPr>
+        <w:t xml:space="preserve"> </w:t>
+      </w:r>
+      <w:r>
+        <w:rPr>
+          <w:rFonts w:ascii="Nirmala UI" w:hAnsi="Nirmala UI" w:cs="Nirmala UI"/>
+          <w:b/>
+          <w:bCs/>
+        </w:rPr>
+        <w:t>ফ্যাক্টর</w:t>
+      </w:r>
+      <w:r>
+        <w:rPr>
+          <w:b/>
+          <w:bCs/>
+        </w:rPr>
+        <w:t xml:space="preserve"> (Screenshot_7_4.png)</w:t>
+      </w:r>
+    </w:p>
+    <w:p>
+      <w:pPr>
+        <w:pStyle w:val="NormalWeb"/>
+        <w:numPr>
+          <w:ilvl w:val="0"/>
+          <w:numId w:val="18"/>
+        </w:numPr>
+      </w:pPr>
+      <w:r>
+        <w:rPr>
+          <w:b/>
+          <w:bCs/>
+        </w:rPr>
+        <w:t>Verifiability (</w:t>
+      </w:r>
+      <w:r>
+        <w:rPr>
+          <w:rFonts w:ascii="Nirmala UI" w:hAnsi="Nirmala UI" w:cs="Nirmala UI"/>
+          <w:b/>
+          <w:bCs/>
+        </w:rPr>
+        <w:t>যাচাইযোগ্যতা</w:t>
+      </w:r>
+      <w:r>
+        <w:rPr>
+          <w:b/>
+          <w:bCs/>
+        </w:rPr>
+        <w:t>):</w:t>
+      </w:r>
+      <w:r>
+        <w:t xml:space="preserve"> </w:t>
+      </w:r>
+      <w:r>
+        <w:rPr>
+          <w:rFonts w:ascii="Nirmala UI" w:hAnsi="Nirmala UI" w:cs="Nirmala UI"/>
+        </w:rPr>
+        <w:t>কোড</w:t>
+      </w:r>
+      <w:r>
+        <w:t xml:space="preserve"> </w:t>
+      </w:r>
+      <w:r>
+        <w:rPr>
+          <w:rFonts w:ascii="Nirmala UI" w:hAnsi="Nirmala UI" w:cs="Nirmala UI"/>
+        </w:rPr>
+        <w:t>এমনভাবে</w:t>
+      </w:r>
+      <w:r>
+        <w:t xml:space="preserve"> </w:t>
+      </w:r>
+      <w:r>
+        <w:rPr>
+          <w:rFonts w:ascii="Nirmala UI" w:hAnsi="Nirmala UI" w:cs="Nirmala UI"/>
+        </w:rPr>
+        <w:t>লেখা</w:t>
+      </w:r>
+      <w:r>
+        <w:t xml:space="preserve"> </w:t>
+      </w:r>
+      <w:r>
+        <w:rPr>
+          <w:rFonts w:ascii="Nirmala UI" w:hAnsi="Nirmala UI" w:cs="Nirmala UI"/>
+        </w:rPr>
+        <w:t>উচিত</w:t>
+      </w:r>
+      <w:r>
+        <w:t xml:space="preserve"> </w:t>
+      </w:r>
+      <w:r>
+        <w:rPr>
+          <w:rFonts w:ascii="Nirmala UI" w:hAnsi="Nirmala UI" w:cs="Nirmala UI"/>
+        </w:rPr>
+        <w:t>যেন</w:t>
+      </w:r>
+      <w:r>
+        <w:t xml:space="preserve"> </w:t>
+      </w:r>
+      <w:r>
+        <w:rPr>
+          <w:rFonts w:ascii="Nirmala UI" w:hAnsi="Nirmala UI" w:cs="Nirmala UI"/>
+        </w:rPr>
+        <w:t>ডিজাইন</w:t>
+      </w:r>
+      <w:r>
+        <w:t xml:space="preserve"> </w:t>
+      </w:r>
+      <w:r>
+        <w:rPr>
+          <w:rFonts w:ascii="Nirmala UI" w:hAnsi="Nirmala UI" w:cs="Nirmala UI"/>
+        </w:rPr>
+        <w:t>এবং</w:t>
+      </w:r>
+      <w:r>
+        <w:t xml:space="preserve"> </w:t>
+      </w:r>
+      <w:r>
+        <w:rPr>
+          <w:rFonts w:ascii="Nirmala UI" w:hAnsi="Nirmala UI" w:cs="Nirmala UI"/>
+        </w:rPr>
+        <w:t>প্রোগ্রামিং</w:t>
+      </w:r>
+      <w:r>
+        <w:t xml:space="preserve"> </w:t>
+      </w:r>
+      <w:r>
+        <w:rPr>
+          <w:rFonts w:ascii="Nirmala UI" w:hAnsi="Nirmala UI" w:cs="Nirmala UI"/>
+        </w:rPr>
+        <w:t>খুব</w:t>
+      </w:r>
+      <w:r>
+        <w:t xml:space="preserve"> </w:t>
+      </w:r>
+      <w:r>
+        <w:rPr>
+          <w:rFonts w:ascii="Nirmala UI" w:hAnsi="Nirmala UI" w:cs="Nirmala UI"/>
+        </w:rPr>
+        <w:t>সহজেই</w:t>
+      </w:r>
+      <w:r>
+        <w:t xml:space="preserve"> </w:t>
+      </w:r>
+      <w:r>
+        <w:rPr>
+          <w:rFonts w:ascii="Nirmala UI" w:hAnsi="Nirmala UI" w:cs="Nirmala UI"/>
+        </w:rPr>
+        <w:t>যাচাই</w:t>
+      </w:r>
+      <w:r>
+        <w:t xml:space="preserve"> </w:t>
+      </w:r>
+      <w:r>
+        <w:rPr>
+          <w:rFonts w:ascii="Nirmala UI" w:hAnsi="Nirmala UI" w:cs="Nirmala UI"/>
+        </w:rPr>
+        <w:t>বা</w:t>
+      </w:r>
+      <w:r>
+        <w:t xml:space="preserve"> </w:t>
+      </w:r>
+      <w:r>
+        <w:rPr>
+          <w:rFonts w:ascii="Nirmala UI" w:hAnsi="Nirmala UI" w:cs="Nirmala UI"/>
+        </w:rPr>
+        <w:t>ভেরিফাই</w:t>
+      </w:r>
+      <w:r>
+        <w:t xml:space="preserve"> </w:t>
+      </w:r>
+      <w:r>
+        <w:rPr>
+          <w:rFonts w:ascii="Nirmala UI" w:hAnsi="Nirmala UI" w:cs="Nirmala UI"/>
+        </w:rPr>
+        <w:t>করা</w:t>
+      </w:r>
+      <w:r>
+        <w:t xml:space="preserve"> </w:t>
+      </w:r>
+      <w:r>
+        <w:rPr>
+          <w:rFonts w:ascii="Nirmala UI" w:hAnsi="Nirmala UI" w:cs="Nirmala UI"/>
+        </w:rPr>
+        <w:t>যায়।</w:t>
+      </w:r>
+      <w:r>
+        <w:t xml:space="preserve"> </w:t>
+      </w:r>
+      <w:r>
+        <w:rPr>
+          <w:rFonts w:ascii="Nirmala UI" w:hAnsi="Nirmala UI" w:cs="Nirmala UI"/>
+        </w:rPr>
+        <w:t>এটি</w:t>
+      </w:r>
+      <w:r>
+        <w:t xml:space="preserve"> </w:t>
+      </w:r>
+      <w:r>
+        <w:rPr>
+          <w:rFonts w:ascii="Nirmala UI" w:hAnsi="Nirmala UI" w:cs="Nirmala UI"/>
+        </w:rPr>
+        <w:t>আউটপুট</w:t>
+      </w:r>
+      <w:r>
+        <w:t xml:space="preserve"> </w:t>
+      </w:r>
+      <w:r>
+        <w:rPr>
+          <w:rFonts w:ascii="Nirmala UI" w:hAnsi="Nirmala UI" w:cs="Nirmala UI"/>
+        </w:rPr>
+        <w:t>নিয়ে</w:t>
+      </w:r>
+      <w:r>
+        <w:t xml:space="preserve"> </w:t>
+      </w:r>
+      <w:r>
+        <w:rPr>
+          <w:rFonts w:ascii="Nirmala UI" w:hAnsi="Nirmala UI" w:cs="Nirmala UI"/>
+        </w:rPr>
+        <w:t>কাজ</w:t>
+      </w:r>
+      <w:r>
+        <w:t xml:space="preserve"> </w:t>
+      </w:r>
+      <w:r>
+        <w:rPr>
+          <w:rFonts w:ascii="Nirmala UI" w:hAnsi="Nirmala UI" w:cs="Nirmala UI"/>
+        </w:rPr>
+        <w:t>করে</w:t>
+      </w:r>
+      <w:r>
+        <w:t xml:space="preserve"> </w:t>
+      </w:r>
+      <w:r>
+        <w:rPr>
+          <w:rFonts w:ascii="Nirmala UI" w:hAnsi="Nirmala UI" w:cs="Nirmala UI"/>
+        </w:rPr>
+        <w:t>না</w:t>
+      </w:r>
+      <w:r>
+        <w:t xml:space="preserve">, </w:t>
+      </w:r>
+      <w:r>
+        <w:rPr>
+          <w:rFonts w:ascii="Nirmala UI" w:hAnsi="Nirmala UI" w:cs="Nirmala UI"/>
+        </w:rPr>
+        <w:t>বরং</w:t>
+      </w:r>
+      <w:r>
+        <w:t xml:space="preserve"> </w:t>
+      </w:r>
+      <w:r>
+        <w:rPr>
+          <w:rFonts w:ascii="Nirmala UI" w:hAnsi="Nirmala UI" w:cs="Nirmala UI"/>
+        </w:rPr>
+        <w:t>কোডের</w:t>
+      </w:r>
+      <w:r>
+        <w:t xml:space="preserve"> </w:t>
+      </w:r>
+      <w:r>
+        <w:rPr>
+          <w:rFonts w:ascii="Nirmala UI" w:hAnsi="Nirmala UI" w:cs="Nirmala UI"/>
+        </w:rPr>
+        <w:t>ভেতরের</w:t>
+      </w:r>
+      <w:r>
+        <w:t xml:space="preserve"> </w:t>
+      </w:r>
+      <w:r>
+        <w:rPr>
+          <w:rFonts w:ascii="Nirmala UI" w:hAnsi="Nirmala UI" w:cs="Nirmala UI"/>
+        </w:rPr>
+        <w:t>স্ট্রাকচার</w:t>
+      </w:r>
+      <w:r>
+        <w:t xml:space="preserve"> (modularity, simplicity) </w:t>
+      </w:r>
+      <w:r>
+        <w:rPr>
+          <w:rFonts w:ascii="Nirmala UI" w:hAnsi="Nirmala UI" w:cs="Nirmala UI"/>
+        </w:rPr>
+        <w:t>নিয়ে</w:t>
+      </w:r>
+      <w:r>
+        <w:t xml:space="preserve"> </w:t>
+      </w:r>
+      <w:r>
+        <w:rPr>
+          <w:rFonts w:ascii="Nirmala UI" w:hAnsi="Nirmala UI" w:cs="Nirmala UI"/>
+        </w:rPr>
+        <w:t>কাজ</w:t>
+      </w:r>
+      <w:r>
+        <w:t xml:space="preserve"> </w:t>
+      </w:r>
+      <w:r>
+        <w:rPr>
+          <w:rFonts w:ascii="Nirmala UI" w:hAnsi="Nirmala UI" w:cs="Nirmala UI"/>
+        </w:rPr>
+        <w:t>করে।</w:t>
+      </w:r>
+    </w:p>
+    <w:p>
+      <w:pPr>
+        <w:pStyle w:val="NormalWeb"/>
+        <w:numPr>
+          <w:ilvl w:val="0"/>
+          <w:numId w:val="18"/>
+        </w:numPr>
+      </w:pPr>
+      <w:r>
+        <w:rPr>
+          <w:b/>
+          <w:bCs/>
+        </w:rPr>
+        <w:t>Expandability (</w:t>
+      </w:r>
+      <w:r>
+        <w:rPr>
+          <w:rFonts w:ascii="Nirmala UI" w:hAnsi="Nirmala UI" w:cs="Nirmala UI"/>
+          <w:b/>
+          <w:bCs/>
+        </w:rPr>
+        <w:t>সম্প্রসারণযোগ্যতা</w:t>
+      </w:r>
+      <w:r>
+        <w:rPr>
+          <w:b/>
+          <w:bCs/>
+        </w:rPr>
+        <w:t>):</w:t>
+      </w:r>
+      <w:r>
+        <w:t xml:space="preserve"> </w:t>
+      </w:r>
+      <w:r>
+        <w:rPr>
+          <w:rFonts w:ascii="Nirmala UI" w:hAnsi="Nirmala UI" w:cs="Nirmala UI"/>
+        </w:rPr>
+        <w:t>এটি</w:t>
+      </w:r>
+      <w:r>
+        <w:t xml:space="preserve"> </w:t>
+      </w:r>
+      <w:r>
+        <w:rPr>
+          <w:rFonts w:ascii="Nirmala UI" w:hAnsi="Nirmala UI" w:cs="Nirmala UI"/>
+        </w:rPr>
+        <w:t>মূলত</w:t>
+      </w:r>
+      <w:r>
+        <w:t xml:space="preserve"> </w:t>
+      </w:r>
+      <w:r>
+        <w:rPr>
+          <w:rFonts w:ascii="Nirmala UI" w:hAnsi="Nirmala UI" w:cs="Nirmala UI"/>
+        </w:rPr>
+        <w:t>সিস্টেমকে</w:t>
+      </w:r>
+      <w:r>
+        <w:t xml:space="preserve"> </w:t>
+      </w:r>
+      <w:r>
+        <w:rPr>
+          <w:rFonts w:ascii="Nirmala UI" w:hAnsi="Nirmala UI" w:cs="Nirmala UI"/>
+        </w:rPr>
+        <w:t>ভবিষ্যতে</w:t>
+      </w:r>
+      <w:r>
+        <w:t xml:space="preserve"> </w:t>
+      </w:r>
+      <w:r>
+        <w:rPr>
+          <w:rFonts w:ascii="Nirmala UI" w:hAnsi="Nirmala UI" w:cs="Nirmala UI"/>
+        </w:rPr>
+        <w:t>বড়</w:t>
+      </w:r>
+      <w:r>
+        <w:t xml:space="preserve"> </w:t>
+      </w:r>
+      <w:r>
+        <w:rPr>
+          <w:rFonts w:ascii="Nirmala UI" w:hAnsi="Nirmala UI" w:cs="Nirmala UI"/>
+        </w:rPr>
+        <w:t>করার</w:t>
+      </w:r>
+      <w:r>
+        <w:t xml:space="preserve"> </w:t>
+      </w:r>
+      <w:r>
+        <w:rPr>
+          <w:rFonts w:ascii="Nirmala UI" w:hAnsi="Nirmala UI" w:cs="Nirmala UI"/>
+        </w:rPr>
+        <w:t>ক্ষমতা</w:t>
+      </w:r>
+      <w:r>
+        <w:t xml:space="preserve"> (scalability)</w:t>
+      </w:r>
+      <w:r>
+        <w:rPr>
+          <w:rFonts w:ascii="Nirmala UI" w:hAnsi="Nirmala UI" w:cs="Nirmala UI"/>
+        </w:rPr>
+        <w:t>।</w:t>
+      </w:r>
+      <w:r>
+        <w:t xml:space="preserve"> </w:t>
+      </w:r>
+      <w:r>
+        <w:rPr>
+          <w:rFonts w:ascii="Nirmala UI" w:hAnsi="Nirmala UI" w:cs="Nirmala UI"/>
+        </w:rPr>
+        <w:t>এটি</w:t>
+      </w:r>
+      <w:r>
+        <w:t xml:space="preserve"> </w:t>
+      </w:r>
+      <w:r>
+        <w:rPr>
+          <w:rFonts w:ascii="Nirmala UI" w:hAnsi="Nirmala UI" w:cs="Nirmala UI"/>
+        </w:rPr>
+        <w:t>অনেকটাই</w:t>
+      </w:r>
+      <w:r>
+        <w:t xml:space="preserve"> McCall-</w:t>
+      </w:r>
+      <w:r>
+        <w:rPr>
+          <w:rFonts w:ascii="Nirmala UI" w:hAnsi="Nirmala UI" w:cs="Nirmala UI"/>
+        </w:rPr>
+        <w:t>এর</w:t>
+      </w:r>
+      <w:r>
+        <w:t xml:space="preserve"> </w:t>
+      </w:r>
+      <w:r>
+        <w:rPr>
+          <w:i/>
+          <w:iCs/>
+        </w:rPr>
+        <w:t>Flexibility</w:t>
+      </w:r>
+      <w:r>
+        <w:t xml:space="preserve"> </w:t>
+      </w:r>
+      <w:r>
+        <w:rPr>
+          <w:rFonts w:ascii="Nirmala UI" w:hAnsi="Nirmala UI" w:cs="Nirmala UI"/>
+        </w:rPr>
+        <w:t>এর</w:t>
+      </w:r>
+      <w:r>
+        <w:t xml:space="preserve"> </w:t>
+      </w:r>
+      <w:r>
+        <w:rPr>
+          <w:rFonts w:ascii="Nirmala UI" w:hAnsi="Nirmala UI" w:cs="Nirmala UI"/>
+        </w:rPr>
+        <w:t>মতো</w:t>
+      </w:r>
+      <w:r>
+        <w:t xml:space="preserve"> </w:t>
+      </w:r>
+      <w:r>
+        <w:rPr>
+          <w:rFonts w:ascii="Nirmala UI" w:hAnsi="Nirmala UI" w:cs="Nirmala UI"/>
+        </w:rPr>
+        <w:t>কাজ</w:t>
+      </w:r>
+      <w:r>
+        <w:t xml:space="preserve"> </w:t>
+      </w:r>
+      <w:r>
+        <w:rPr>
+          <w:rFonts w:ascii="Nirmala UI" w:hAnsi="Nirmala UI" w:cs="Nirmala UI"/>
+        </w:rPr>
+        <w:t>করে।</w:t>
+      </w:r>
+    </w:p>
+    <w:p>
+      <w:pPr>
+        <w:pStyle w:val="NormalWeb"/>
+      </w:pPr>
+      <w:r>
+        <w:rPr>
+          <w:rFonts w:ascii="Nirmala UI" w:hAnsi="Nirmala UI" w:cs="Nirmala UI"/>
+          <w:b/>
+          <w:bCs/>
+        </w:rPr>
+        <w:t>২</w:t>
+      </w:r>
+      <w:r>
+        <w:rPr>
+          <w:b/>
+          <w:bCs/>
+        </w:rPr>
+        <w:t>. Deutsch and Willis-</w:t>
+      </w:r>
+      <w:r>
+        <w:rPr>
+          <w:rFonts w:ascii="Nirmala UI" w:hAnsi="Nirmala UI" w:cs="Nirmala UI"/>
+          <w:b/>
+          <w:bCs/>
+        </w:rPr>
+        <w:t>এর</w:t>
+      </w:r>
+      <w:r>
+        <w:rPr>
+          <w:b/>
+          <w:bCs/>
+        </w:rPr>
+        <w:t xml:space="preserve"> </w:t>
+      </w:r>
+      <w:r>
+        <w:rPr>
+          <w:rFonts w:ascii="Nirmala UI" w:hAnsi="Nirmala UI" w:cs="Nirmala UI"/>
+          <w:b/>
+          <w:bCs/>
+        </w:rPr>
+        <w:t>৩টি</w:t>
+      </w:r>
+      <w:r>
+        <w:rPr>
+          <w:b/>
+          <w:bCs/>
+        </w:rPr>
+        <w:t xml:space="preserve"> </w:t>
+      </w:r>
+      <w:r>
+        <w:rPr>
+          <w:rFonts w:ascii="Nirmala UI" w:hAnsi="Nirmala UI" w:cs="Nirmala UI"/>
+          <w:b/>
+          <w:bCs/>
+        </w:rPr>
+        <w:t>নতুন</w:t>
+      </w:r>
+      <w:r>
+        <w:rPr>
+          <w:b/>
+          <w:bCs/>
+        </w:rPr>
+        <w:t xml:space="preserve"> </w:t>
+      </w:r>
+      <w:r>
+        <w:rPr>
+          <w:rFonts w:ascii="Nirmala UI" w:hAnsi="Nirmala UI" w:cs="Nirmala UI"/>
+          <w:b/>
+          <w:bCs/>
+        </w:rPr>
+        <w:t>ফ্যাক্টর</w:t>
+      </w:r>
+      <w:r>
+        <w:rPr>
+          <w:b/>
+          <w:bCs/>
+        </w:rPr>
+        <w:t xml:space="preserve"> (Screenshot_8_3.png)</w:t>
+      </w:r>
+    </w:p>
+    <w:p>
+      <w:pPr>
+        <w:pStyle w:val="NormalWeb"/>
+        <w:numPr>
+          <w:ilvl w:val="0"/>
+          <w:numId w:val="19"/>
+        </w:numPr>
+      </w:pPr>
+      <w:r>
+        <w:rPr>
+          <w:b/>
+          <w:bCs/>
+        </w:rPr>
+        <w:t>Safety (</w:t>
+      </w:r>
+      <w:r>
+        <w:rPr>
+          <w:rFonts w:ascii="Nirmala UI" w:hAnsi="Nirmala UI" w:cs="Nirmala UI"/>
+          <w:b/>
+          <w:bCs/>
+        </w:rPr>
+        <w:t>নিরাপত্তা</w:t>
+      </w:r>
+      <w:r>
+        <w:rPr>
+          <w:b/>
+          <w:bCs/>
+        </w:rPr>
+        <w:t>):</w:t>
+      </w:r>
+      <w:r>
+        <w:t xml:space="preserve"> </w:t>
+      </w:r>
+      <w:r>
+        <w:rPr>
+          <w:rFonts w:ascii="Nirmala UI" w:hAnsi="Nirmala UI" w:cs="Nirmala UI"/>
+        </w:rPr>
+        <w:t>সিস্টেম</w:t>
+      </w:r>
+      <w:r>
+        <w:t xml:space="preserve"> </w:t>
+      </w:r>
+      <w:r>
+        <w:rPr>
+          <w:rFonts w:ascii="Nirmala UI" w:hAnsi="Nirmala UI" w:cs="Nirmala UI"/>
+        </w:rPr>
+        <w:t>ফেইল</w:t>
+      </w:r>
+      <w:r>
+        <w:t xml:space="preserve"> </w:t>
+      </w:r>
+      <w:r>
+        <w:rPr>
+          <w:rFonts w:ascii="Nirmala UI" w:hAnsi="Nirmala UI" w:cs="Nirmala UI"/>
+        </w:rPr>
+        <w:t>করলে</w:t>
+      </w:r>
+      <w:r>
+        <w:t xml:space="preserve"> </w:t>
+      </w:r>
+      <w:r>
+        <w:rPr>
+          <w:rFonts w:ascii="Nirmala UI" w:hAnsi="Nirmala UI" w:cs="Nirmala UI"/>
+        </w:rPr>
+        <w:t>যেন</w:t>
+      </w:r>
+      <w:r>
+        <w:t xml:space="preserve"> </w:t>
+      </w:r>
+      <w:r>
+        <w:rPr>
+          <w:rFonts w:ascii="Nirmala UI" w:hAnsi="Nirmala UI" w:cs="Nirmala UI"/>
+        </w:rPr>
+        <w:t>বড়</w:t>
+      </w:r>
+      <w:r>
+        <w:t xml:space="preserve"> </w:t>
+      </w:r>
+      <w:r>
+        <w:rPr>
+          <w:rFonts w:ascii="Nirmala UI" w:hAnsi="Nirmala UI" w:cs="Nirmala UI"/>
+        </w:rPr>
+        <w:t>কোনো</w:t>
+      </w:r>
+      <w:r>
+        <w:t xml:space="preserve"> </w:t>
+      </w:r>
+      <w:r>
+        <w:rPr>
+          <w:rFonts w:ascii="Nirmala UI" w:hAnsi="Nirmala UI" w:cs="Nirmala UI"/>
+        </w:rPr>
+        <w:t>ক্ষতি</w:t>
+      </w:r>
+      <w:r>
+        <w:t xml:space="preserve"> </w:t>
+      </w:r>
+      <w:r>
+        <w:rPr>
+          <w:rFonts w:ascii="Nirmala UI" w:hAnsi="Nirmala UI" w:cs="Nirmala UI"/>
+        </w:rPr>
+        <w:t>না</w:t>
+      </w:r>
+      <w:r>
+        <w:t xml:space="preserve"> </w:t>
+      </w:r>
+      <w:r>
+        <w:rPr>
+          <w:rFonts w:ascii="Nirmala UI" w:hAnsi="Nirmala UI" w:cs="Nirmala UI"/>
+        </w:rPr>
+        <w:t>হয়</w:t>
+      </w:r>
+      <w:r>
+        <w:t xml:space="preserve"> </w:t>
+      </w:r>
+      <w:r>
+        <w:rPr>
+          <w:rFonts w:ascii="Nirmala UI" w:hAnsi="Nirmala UI" w:cs="Nirmala UI"/>
+        </w:rPr>
+        <w:t>বা</w:t>
+      </w:r>
+      <w:r>
+        <w:t xml:space="preserve"> </w:t>
+      </w:r>
+      <w:r>
+        <w:rPr>
+          <w:rFonts w:ascii="Nirmala UI" w:hAnsi="Nirmala UI" w:cs="Nirmala UI"/>
+        </w:rPr>
+        <w:t>হার্ডওয়্যার</w:t>
+      </w:r>
+      <w:r>
+        <w:t xml:space="preserve"> </w:t>
+      </w:r>
+      <w:r>
+        <w:rPr>
+          <w:rFonts w:ascii="Nirmala UI" w:hAnsi="Nirmala UI" w:cs="Nirmala UI"/>
+        </w:rPr>
+        <w:t>নষ্ট</w:t>
+      </w:r>
+      <w:r>
+        <w:t xml:space="preserve"> </w:t>
+      </w:r>
+      <w:r>
+        <w:rPr>
+          <w:rFonts w:ascii="Nirmala UI" w:hAnsi="Nirmala UI" w:cs="Nirmala UI"/>
+        </w:rPr>
+        <w:t>না</w:t>
+      </w:r>
+      <w:r>
+        <w:t xml:space="preserve"> </w:t>
+      </w:r>
+      <w:r>
+        <w:rPr>
+          <w:rFonts w:ascii="Nirmala UI" w:hAnsi="Nirmala UI" w:cs="Nirmala UI"/>
+        </w:rPr>
+        <w:t>হয়</w:t>
+      </w:r>
+      <w:r>
+        <w:t xml:space="preserve">, </w:t>
+      </w:r>
+      <w:r>
+        <w:rPr>
+          <w:rFonts w:ascii="Nirmala UI" w:hAnsi="Nirmala UI" w:cs="Nirmala UI"/>
+        </w:rPr>
+        <w:t>সেজন্য</w:t>
+      </w:r>
+      <w:r>
+        <w:t xml:space="preserve"> </w:t>
+      </w:r>
+      <w:r>
+        <w:rPr>
+          <w:rFonts w:ascii="Nirmala UI" w:hAnsi="Nirmala UI" w:cs="Nirmala UI"/>
+        </w:rPr>
+        <w:t>অ্যালার্ম</w:t>
+      </w:r>
+      <w:r>
+        <w:t xml:space="preserve"> </w:t>
+      </w:r>
+      <w:r>
+        <w:rPr>
+          <w:rFonts w:ascii="Nirmala UI" w:hAnsi="Nirmala UI" w:cs="Nirmala UI"/>
+        </w:rPr>
+        <w:t>বা</w:t>
+      </w:r>
+      <w:r>
+        <w:t xml:space="preserve"> </w:t>
+      </w:r>
+      <w:r>
+        <w:rPr>
+          <w:rFonts w:ascii="Nirmala UI" w:hAnsi="Nirmala UI" w:cs="Nirmala UI"/>
+        </w:rPr>
+        <w:t>ওয়ার্নিং</w:t>
+      </w:r>
+      <w:r>
+        <w:t xml:space="preserve"> </w:t>
+      </w:r>
+      <w:r>
+        <w:rPr>
+          <w:rFonts w:ascii="Nirmala UI" w:hAnsi="Nirmala UI" w:cs="Nirmala UI"/>
+        </w:rPr>
+        <w:t>দেওয়া।</w:t>
+      </w:r>
+      <w:r>
+        <w:t xml:space="preserve"> </w:t>
+      </w:r>
+      <w:r>
+        <w:rPr>
+          <w:rFonts w:ascii="Nirmala UI" w:hAnsi="Nirmala UI" w:cs="Nirmala UI"/>
+        </w:rPr>
+        <w:t>রিয়েল</w:t>
+      </w:r>
+      <w:r>
+        <w:t>-</w:t>
+      </w:r>
+      <w:r>
+        <w:rPr>
+          <w:rFonts w:ascii="Nirmala UI" w:hAnsi="Nirmala UI" w:cs="Nirmala UI"/>
+        </w:rPr>
+        <w:t>টাইম</w:t>
+      </w:r>
+      <w:r>
+        <w:t xml:space="preserve"> </w:t>
+      </w:r>
+      <w:r>
+        <w:rPr>
+          <w:rFonts w:ascii="Nirmala UI" w:hAnsi="Nirmala UI" w:cs="Nirmala UI"/>
+        </w:rPr>
+        <w:t>সিস্টেম</w:t>
+      </w:r>
+      <w:r>
+        <w:t xml:space="preserve"> </w:t>
+      </w:r>
+      <w:r>
+        <w:rPr>
+          <w:rFonts w:ascii="Nirmala UI" w:hAnsi="Nirmala UI" w:cs="Nirmala UI"/>
+        </w:rPr>
+        <w:t>বা</w:t>
+      </w:r>
+      <w:r>
+        <w:t xml:space="preserve"> </w:t>
+      </w:r>
+      <w:r>
+        <w:rPr>
+          <w:rFonts w:ascii="Nirmala UI" w:hAnsi="Nirmala UI" w:cs="Nirmala UI"/>
+        </w:rPr>
+        <w:t>প্রসেস</w:t>
+      </w:r>
+      <w:r>
+        <w:t xml:space="preserve"> </w:t>
+      </w:r>
+      <w:r>
+        <w:rPr>
+          <w:rFonts w:ascii="Nirmala UI" w:hAnsi="Nirmala UI" w:cs="Nirmala UI"/>
+        </w:rPr>
+        <w:t>কন্ট্রোল</w:t>
+      </w:r>
+      <w:r>
+        <w:t xml:space="preserve"> </w:t>
+      </w:r>
+      <w:r>
+        <w:rPr>
+          <w:rFonts w:ascii="Nirmala UI" w:hAnsi="Nirmala UI" w:cs="Nirmala UI"/>
+        </w:rPr>
+        <w:t>সফটওয়্যারে</w:t>
+      </w:r>
+      <w:r>
+        <w:t xml:space="preserve"> </w:t>
+      </w:r>
+      <w:r>
+        <w:rPr>
+          <w:rFonts w:ascii="Nirmala UI" w:hAnsi="Nirmala UI" w:cs="Nirmala UI"/>
+        </w:rPr>
+        <w:t>এটি</w:t>
+      </w:r>
+      <w:r>
+        <w:t xml:space="preserve"> </w:t>
+      </w:r>
+      <w:r>
+        <w:rPr>
+          <w:rFonts w:ascii="Nirmala UI" w:hAnsi="Nirmala UI" w:cs="Nirmala UI"/>
+        </w:rPr>
+        <w:t>অত্যন্ত</w:t>
+      </w:r>
+      <w:r>
+        <w:t xml:space="preserve"> </w:t>
+      </w:r>
+      <w:r>
+        <w:rPr>
+          <w:rFonts w:ascii="Nirmala UI" w:hAnsi="Nirmala UI" w:cs="Nirmala UI"/>
+        </w:rPr>
+        <w:t>জরুরি।</w:t>
+      </w:r>
+    </w:p>
+    <w:p>
+      <w:pPr>
+        <w:pStyle w:val="NormalWeb"/>
+        <w:numPr>
+          <w:ilvl w:val="0"/>
+          <w:numId w:val="19"/>
+        </w:numPr>
+      </w:pPr>
+      <w:r>
+        <w:rPr>
+          <w:b/>
+          <w:bCs/>
+        </w:rPr>
+        <w:t>Manageability (</w:t>
+      </w:r>
+      <w:r>
+        <w:rPr>
+          <w:rFonts w:ascii="Nirmala UI" w:hAnsi="Nirmala UI" w:cs="Nirmala UI"/>
+          <w:b/>
+          <w:bCs/>
+        </w:rPr>
+        <w:t>পরিচালনযোগ্যতা</w:t>
+      </w:r>
+      <w:r>
+        <w:rPr>
+          <w:b/>
+          <w:bCs/>
+        </w:rPr>
+        <w:t>):</w:t>
+      </w:r>
+      <w:r>
+        <w:t xml:space="preserve"> </w:t>
+      </w:r>
+      <w:r>
+        <w:rPr>
+          <w:rFonts w:ascii="Nirmala UI" w:hAnsi="Nirmala UI" w:cs="Nirmala UI"/>
+        </w:rPr>
+        <w:t>সিস্টেমের</w:t>
+      </w:r>
+      <w:r>
+        <w:t xml:space="preserve"> </w:t>
+      </w:r>
+      <w:r>
+        <w:rPr>
+          <w:rFonts w:ascii="Nirmala UI" w:hAnsi="Nirmala UI" w:cs="Nirmala UI"/>
+        </w:rPr>
+        <w:t>বিভিন্ন</w:t>
+      </w:r>
+      <w:r>
+        <w:t xml:space="preserve"> </w:t>
+      </w:r>
+      <w:r>
+        <w:rPr>
+          <w:rFonts w:ascii="Nirmala UI" w:hAnsi="Nirmala UI" w:cs="Nirmala UI"/>
+        </w:rPr>
+        <w:t>কাস্টমারের</w:t>
+      </w:r>
+      <w:r>
+        <w:t xml:space="preserve"> </w:t>
+      </w:r>
+      <w:r>
+        <w:rPr>
+          <w:rFonts w:ascii="Nirmala UI" w:hAnsi="Nirmala UI" w:cs="Nirmala UI"/>
+        </w:rPr>
+        <w:t>জন্য</w:t>
+      </w:r>
+      <w:r>
+        <w:t xml:space="preserve"> </w:t>
+      </w:r>
+      <w:r>
+        <w:rPr>
+          <w:rFonts w:ascii="Nirmala UI" w:hAnsi="Nirmala UI" w:cs="Nirmala UI"/>
+        </w:rPr>
+        <w:t>বিভিন্ন</w:t>
+      </w:r>
+      <w:r>
+        <w:t xml:space="preserve"> </w:t>
+      </w:r>
+      <w:r>
+        <w:rPr>
+          <w:rFonts w:ascii="Nirmala UI" w:hAnsi="Nirmala UI" w:cs="Nirmala UI"/>
+        </w:rPr>
+        <w:t>ভার্সন</w:t>
+      </w:r>
+      <w:r>
+        <w:t xml:space="preserve"> </w:t>
+      </w:r>
+      <w:r>
+        <w:rPr>
+          <w:rFonts w:ascii="Nirmala UI" w:hAnsi="Nirmala UI" w:cs="Nirmala UI"/>
+        </w:rPr>
+        <w:t>এবং</w:t>
+      </w:r>
+      <w:r>
+        <w:t xml:space="preserve"> </w:t>
+      </w:r>
+      <w:r>
+        <w:rPr>
+          <w:rFonts w:ascii="Nirmala UI" w:hAnsi="Nirmala UI" w:cs="Nirmala UI"/>
+        </w:rPr>
+        <w:t>কনফিগারেশন</w:t>
+      </w:r>
+      <w:r>
+        <w:t xml:space="preserve"> </w:t>
+      </w:r>
+      <w:r>
+        <w:rPr>
+          <w:rFonts w:ascii="Nirmala UI" w:hAnsi="Nirmala UI" w:cs="Nirmala UI"/>
+        </w:rPr>
+        <w:t>সহজে</w:t>
+      </w:r>
+      <w:r>
+        <w:t xml:space="preserve"> </w:t>
+      </w:r>
+      <w:r>
+        <w:rPr>
+          <w:rFonts w:ascii="Nirmala UI" w:hAnsi="Nirmala UI" w:cs="Nirmala UI"/>
+        </w:rPr>
+        <w:t>কন্ট্রোল</w:t>
+      </w:r>
+      <w:r>
+        <w:t xml:space="preserve"> </w:t>
+      </w:r>
+      <w:r>
+        <w:rPr>
+          <w:rFonts w:ascii="Nirmala UI" w:hAnsi="Nirmala UI" w:cs="Nirmala UI"/>
+        </w:rPr>
+        <w:t>বা</w:t>
+      </w:r>
+      <w:r>
+        <w:t xml:space="preserve"> </w:t>
+      </w:r>
+      <w:r>
+        <w:rPr>
+          <w:rFonts w:ascii="Nirmala UI" w:hAnsi="Nirmala UI" w:cs="Nirmala UI"/>
+        </w:rPr>
+        <w:t>ম্যানেজ</w:t>
+      </w:r>
+      <w:r>
+        <w:t xml:space="preserve"> </w:t>
+      </w:r>
+      <w:r>
+        <w:rPr>
+          <w:rFonts w:ascii="Nirmala UI" w:hAnsi="Nirmala UI" w:cs="Nirmala UI"/>
+        </w:rPr>
+        <w:t>করার</w:t>
+      </w:r>
+      <w:r>
+        <w:t xml:space="preserve"> </w:t>
+      </w:r>
+      <w:r>
+        <w:rPr>
+          <w:rFonts w:ascii="Nirmala UI" w:hAnsi="Nirmala UI" w:cs="Nirmala UI"/>
+        </w:rPr>
+        <w:t>টুলস</w:t>
+      </w:r>
+      <w:r>
+        <w:t xml:space="preserve"> </w:t>
+      </w:r>
+      <w:r>
+        <w:rPr>
+          <w:rFonts w:ascii="Nirmala UI" w:hAnsi="Nirmala UI" w:cs="Nirmala UI"/>
+        </w:rPr>
+        <w:t>থাকা।</w:t>
+      </w:r>
+    </w:p>
+    <w:p>
+      <w:pPr>
+        <w:pStyle w:val="NormalWeb"/>
+        <w:numPr>
+          <w:ilvl w:val="0"/>
+          <w:numId w:val="19"/>
+        </w:numPr>
+      </w:pPr>
+      <w:r>
+        <w:rPr>
+          <w:b/>
+          <w:bCs/>
+        </w:rPr>
+        <w:t>Survivability (</w:t>
+      </w:r>
+      <w:r>
+        <w:rPr>
+          <w:rFonts w:ascii="Nirmala UI" w:hAnsi="Nirmala UI" w:cs="Nirmala UI"/>
+          <w:b/>
+          <w:bCs/>
+        </w:rPr>
+        <w:t>টিকে</w:t>
+      </w:r>
+      <w:r>
+        <w:rPr>
+          <w:b/>
+          <w:bCs/>
+        </w:rPr>
+        <w:t xml:space="preserve"> </w:t>
+      </w:r>
+      <w:r>
+        <w:rPr>
+          <w:rFonts w:ascii="Nirmala UI" w:hAnsi="Nirmala UI" w:cs="Nirmala UI"/>
+          <w:b/>
+          <w:bCs/>
+        </w:rPr>
+        <w:t>থাকার</w:t>
+      </w:r>
+      <w:r>
+        <w:rPr>
+          <w:b/>
+          <w:bCs/>
+        </w:rPr>
+        <w:t xml:space="preserve"> </w:t>
+      </w:r>
+      <w:r>
+        <w:rPr>
+          <w:rFonts w:ascii="Nirmala UI" w:hAnsi="Nirmala UI" w:cs="Nirmala UI"/>
+          <w:b/>
+          <w:bCs/>
+        </w:rPr>
+        <w:t>ক্ষমতা</w:t>
+      </w:r>
+      <w:r>
+        <w:rPr>
+          <w:b/>
+          <w:bCs/>
+        </w:rPr>
+        <w:t>):</w:t>
+      </w:r>
+      <w:r>
+        <w:t xml:space="preserve"> </w:t>
+      </w:r>
+      <w:r>
+        <w:rPr>
+          <w:rFonts w:ascii="Nirmala UI" w:hAnsi="Nirmala UI" w:cs="Nirmala UI"/>
+        </w:rPr>
+        <w:t>সিস্টেম</w:t>
+      </w:r>
+      <w:r>
+        <w:t xml:space="preserve"> </w:t>
+      </w:r>
+      <w:r>
+        <w:rPr>
+          <w:rFonts w:ascii="Nirmala UI" w:hAnsi="Nirmala UI" w:cs="Nirmala UI"/>
+        </w:rPr>
+        <w:t>কতক্ষণ</w:t>
+      </w:r>
+      <w:r>
+        <w:t xml:space="preserve"> </w:t>
+      </w:r>
+      <w:r>
+        <w:rPr>
+          <w:rFonts w:ascii="Nirmala UI" w:hAnsi="Nirmala UI" w:cs="Nirmala UI"/>
+        </w:rPr>
+        <w:t>একটানা</w:t>
+      </w:r>
+      <w:r>
+        <w:t xml:space="preserve"> </w:t>
+      </w:r>
+      <w:r>
+        <w:rPr>
+          <w:rFonts w:ascii="Nirmala UI" w:hAnsi="Nirmala UI" w:cs="Nirmala UI"/>
+        </w:rPr>
+        <w:t>সার্ভিস</w:t>
+      </w:r>
+      <w:r>
+        <w:t xml:space="preserve"> </w:t>
+      </w:r>
+      <w:r>
+        <w:rPr>
+          <w:rFonts w:ascii="Nirmala UI" w:hAnsi="Nirmala UI" w:cs="Nirmala UI"/>
+        </w:rPr>
+        <w:t>দিতে</w:t>
+      </w:r>
+      <w:r>
+        <w:t xml:space="preserve"> </w:t>
+      </w:r>
+      <w:r>
+        <w:rPr>
+          <w:rFonts w:ascii="Nirmala UI" w:hAnsi="Nirmala UI" w:cs="Nirmala UI"/>
+        </w:rPr>
+        <w:t>পারে</w:t>
+      </w:r>
+      <w:r>
+        <w:t xml:space="preserve"> (MTBF - Mean Time Between Failures) </w:t>
+      </w:r>
+      <w:r>
+        <w:rPr>
+          <w:rFonts w:ascii="Nirmala UI" w:hAnsi="Nirmala UI" w:cs="Nirmala UI"/>
+        </w:rPr>
+        <w:t>এবং</w:t>
+      </w:r>
+      <w:r>
+        <w:t xml:space="preserve"> </w:t>
+      </w:r>
+      <w:r>
+        <w:rPr>
+          <w:rFonts w:ascii="Nirmala UI" w:hAnsi="Nirmala UI" w:cs="Nirmala UI"/>
+        </w:rPr>
+        <w:t>ফেইল</w:t>
+      </w:r>
+      <w:r>
+        <w:t xml:space="preserve"> </w:t>
+      </w:r>
+      <w:r>
+        <w:rPr>
+          <w:rFonts w:ascii="Nirmala UI" w:hAnsi="Nirmala UI" w:cs="Nirmala UI"/>
+        </w:rPr>
+        <w:t>করলে</w:t>
+      </w:r>
+      <w:r>
+        <w:t xml:space="preserve"> </w:t>
+      </w:r>
+      <w:r>
+        <w:rPr>
+          <w:rFonts w:ascii="Nirmala UI" w:hAnsi="Nirmala UI" w:cs="Nirmala UI"/>
+        </w:rPr>
+        <w:t>কত</w:t>
+      </w:r>
+      <w:r>
+        <w:t xml:space="preserve"> </w:t>
+      </w:r>
+      <w:r>
+        <w:rPr>
+          <w:rFonts w:ascii="Nirmala UI" w:hAnsi="Nirmala UI" w:cs="Nirmala UI"/>
+        </w:rPr>
+        <w:t>দ্রুত</w:t>
+      </w:r>
+      <w:r>
+        <w:t xml:space="preserve"> </w:t>
+      </w:r>
+      <w:r>
+        <w:rPr>
+          <w:rFonts w:ascii="Nirmala UI" w:hAnsi="Nirmala UI" w:cs="Nirmala UI"/>
+        </w:rPr>
+        <w:t>রিকভার</w:t>
+      </w:r>
+      <w:r>
+        <w:t xml:space="preserve"> </w:t>
+      </w:r>
+      <w:r>
+        <w:rPr>
+          <w:rFonts w:ascii="Nirmala UI" w:hAnsi="Nirmala UI" w:cs="Nirmala UI"/>
+        </w:rPr>
+        <w:t>করতে</w:t>
+      </w:r>
+      <w:r>
+        <w:t xml:space="preserve"> </w:t>
+      </w:r>
+      <w:r>
+        <w:rPr>
+          <w:rFonts w:ascii="Nirmala UI" w:hAnsi="Nirmala UI" w:cs="Nirmala UI"/>
+        </w:rPr>
+        <w:t>পারে</w:t>
+      </w:r>
+      <w:r>
+        <w:t xml:space="preserve"> (MTTR - Mean Time To Recover)</w:t>
+      </w:r>
+      <w:r>
+        <w:rPr>
+          <w:rFonts w:ascii="Nirmala UI" w:hAnsi="Nirmala UI" w:cs="Nirmala UI"/>
+        </w:rPr>
+        <w:t>।</w:t>
+      </w:r>
+      <w:r>
+        <w:t xml:space="preserve"> </w:t>
+      </w:r>
+      <w:r>
+        <w:rPr>
+          <w:rFonts w:ascii="Nirmala UI" w:hAnsi="Nirmala UI" w:cs="Nirmala UI"/>
+        </w:rPr>
+        <w:t>এটি</w:t>
+      </w:r>
+      <w:r>
+        <w:t xml:space="preserve"> McCall-</w:t>
+      </w:r>
+      <w:r>
+        <w:rPr>
+          <w:rFonts w:ascii="Nirmala UI" w:hAnsi="Nirmala UI" w:cs="Nirmala UI"/>
+        </w:rPr>
+        <w:t>এর</w:t>
+      </w:r>
+      <w:r>
+        <w:t xml:space="preserve"> </w:t>
+      </w:r>
+      <w:r>
+        <w:rPr>
+          <w:i/>
+          <w:iCs/>
+        </w:rPr>
+        <w:t>Reliability</w:t>
+      </w:r>
+      <w:r>
+        <w:t xml:space="preserve"> </w:t>
+      </w:r>
+      <w:r>
+        <w:rPr>
+          <w:rFonts w:ascii="Nirmala UI" w:hAnsi="Nirmala UI" w:cs="Nirmala UI"/>
+        </w:rPr>
+        <w:t>ফ্যাক্টরের</w:t>
+      </w:r>
+      <w:r>
+        <w:t xml:space="preserve"> </w:t>
+      </w:r>
+      <w:r>
+        <w:rPr>
+          <w:rFonts w:ascii="Nirmala UI" w:hAnsi="Nirmala UI" w:cs="Nirmala UI"/>
+        </w:rPr>
+        <w:t>মতোই।</w:t>
+      </w:r>
+    </w:p>
+    <w:p>
+      <w:pPr>
+        <w:pStyle w:val="NormalWeb"/>
+      </w:pPr>
+      <w:r>
+        <w:rPr>
+          <w:rFonts w:ascii="Nirmala UI" w:hAnsi="Nirmala UI" w:cs="Nirmala UI"/>
+          <w:b/>
+          <w:bCs/>
+        </w:rPr>
+        <w:t>৩</w:t>
+      </w:r>
+      <w:r>
+        <w:rPr>
+          <w:b/>
+          <w:bCs/>
+        </w:rPr>
+        <w:t xml:space="preserve">. </w:t>
+      </w:r>
+      <w:r>
+        <w:rPr>
+          <w:rFonts w:ascii="Nirmala UI" w:hAnsi="Nirmala UI" w:cs="Nirmala UI"/>
+          <w:b/>
+          <w:bCs/>
+        </w:rPr>
+        <w:t>কাদের</w:t>
+      </w:r>
+      <w:r>
+        <w:rPr>
+          <w:b/>
+          <w:bCs/>
+        </w:rPr>
+        <w:t xml:space="preserve"> </w:t>
+      </w:r>
+      <w:r>
+        <w:rPr>
+          <w:rFonts w:ascii="Nirmala UI" w:hAnsi="Nirmala UI" w:cs="Nirmala UI"/>
+          <w:b/>
+          <w:bCs/>
+        </w:rPr>
+        <w:t>এসব</w:t>
+      </w:r>
+      <w:r>
+        <w:rPr>
+          <w:b/>
+          <w:bCs/>
+        </w:rPr>
+        <w:t xml:space="preserve"> </w:t>
+      </w:r>
+      <w:r>
+        <w:rPr>
+          <w:rFonts w:ascii="Nirmala UI" w:hAnsi="Nirmala UI" w:cs="Nirmala UI"/>
+          <w:b/>
+          <w:bCs/>
+        </w:rPr>
+        <w:t>নিয়ে</w:t>
+      </w:r>
+      <w:r>
+        <w:rPr>
+          <w:b/>
+          <w:bCs/>
+        </w:rPr>
+        <w:t xml:space="preserve"> </w:t>
+      </w:r>
+      <w:r>
+        <w:rPr>
+          <w:rFonts w:ascii="Nirmala UI" w:hAnsi="Nirmala UI" w:cs="Nirmala UI"/>
+          <w:b/>
+          <w:bCs/>
+        </w:rPr>
+        <w:t>মাথাব্যথা</w:t>
+      </w:r>
+      <w:r>
+        <w:rPr>
+          <w:b/>
+          <w:bCs/>
+        </w:rPr>
+        <w:t>? (So, Who Cares?)</w:t>
+      </w:r>
+    </w:p>
+    <w:p>
+      <w:pPr>
+        <w:pStyle w:val="NormalWeb"/>
+        <w:numPr>
+          <w:ilvl w:val="0"/>
+          <w:numId w:val="20"/>
+        </w:numPr>
+      </w:pPr>
+      <w:r>
+        <w:rPr>
+          <w:rFonts w:ascii="Nirmala UI" w:hAnsi="Nirmala UI" w:cs="Nirmala UI"/>
+        </w:rPr>
+        <w:t>ডেভেলপার</w:t>
+      </w:r>
+      <w:r>
+        <w:t xml:space="preserve"> </w:t>
+      </w:r>
+      <w:r>
+        <w:rPr>
+          <w:rFonts w:ascii="Nirmala UI" w:hAnsi="Nirmala UI" w:cs="Nirmala UI"/>
+        </w:rPr>
+        <w:t>এবং</w:t>
+      </w:r>
+      <w:r>
+        <w:t xml:space="preserve"> </w:t>
+      </w:r>
+      <w:r>
+        <w:rPr>
+          <w:rFonts w:ascii="Nirmala UI" w:hAnsi="Nirmala UI" w:cs="Nirmala UI"/>
+        </w:rPr>
+        <w:t>ক্লায়েন্ট</w:t>
+      </w:r>
+      <w:r>
+        <w:t>—</w:t>
+      </w:r>
+      <w:r>
+        <w:rPr>
+          <w:rFonts w:ascii="Nirmala UI" w:hAnsi="Nirmala UI" w:cs="Nirmala UI"/>
+        </w:rPr>
+        <w:t>উভয়েরই</w:t>
+      </w:r>
+      <w:r>
+        <w:t xml:space="preserve"> </w:t>
+      </w:r>
+      <w:r>
+        <w:rPr>
+          <w:rFonts w:ascii="Nirmala UI" w:hAnsi="Nirmala UI" w:cs="Nirmala UI"/>
+        </w:rPr>
+        <w:t>এই</w:t>
+      </w:r>
+      <w:r>
+        <w:t xml:space="preserve"> </w:t>
+      </w:r>
+      <w:r>
+        <w:rPr>
+          <w:rFonts w:ascii="Nirmala UI" w:hAnsi="Nirmala UI" w:cs="Nirmala UI"/>
+        </w:rPr>
+        <w:t>কোয়ালিটি</w:t>
+      </w:r>
+      <w:r>
+        <w:t xml:space="preserve"> </w:t>
+      </w:r>
+      <w:r>
+        <w:rPr>
+          <w:rFonts w:ascii="Nirmala UI" w:hAnsi="Nirmala UI" w:cs="Nirmala UI"/>
+        </w:rPr>
+        <w:t>ফ্যাক্টরগুলো</w:t>
+      </w:r>
+      <w:r>
+        <w:t xml:space="preserve"> </w:t>
+      </w:r>
+      <w:r>
+        <w:rPr>
+          <w:rFonts w:ascii="Nirmala UI" w:hAnsi="Nirmala UI" w:cs="Nirmala UI"/>
+        </w:rPr>
+        <w:t>নিয়ে</w:t>
+      </w:r>
+      <w:r>
+        <w:t xml:space="preserve"> </w:t>
+      </w:r>
+      <w:r>
+        <w:rPr>
+          <w:rFonts w:ascii="Nirmala UI" w:hAnsi="Nirmala UI" w:cs="Nirmala UI"/>
+        </w:rPr>
+        <w:t>ভাবা</w:t>
+      </w:r>
+      <w:r>
+        <w:t xml:space="preserve"> </w:t>
+      </w:r>
+      <w:r>
+        <w:rPr>
+          <w:rFonts w:ascii="Nirmala UI" w:hAnsi="Nirmala UI" w:cs="Nirmala UI"/>
+        </w:rPr>
+        <w:t>উচিত।</w:t>
+      </w:r>
+    </w:p>
+    <w:p>
+      <w:pPr>
+        <w:pStyle w:val="NormalWeb"/>
+        <w:numPr>
+          <w:ilvl w:val="0"/>
+          <w:numId w:val="20"/>
+        </w:numPr>
+      </w:pPr>
+      <w:r>
+        <w:rPr>
+          <w:rFonts w:ascii="Nirmala UI" w:hAnsi="Nirmala UI" w:cs="Nirmala UI"/>
+        </w:rPr>
+        <w:t>অ্যাপ্লিকেশনের</w:t>
+      </w:r>
+      <w:r>
+        <w:t xml:space="preserve"> </w:t>
+      </w:r>
+      <w:r>
+        <w:rPr>
+          <w:rFonts w:ascii="Nirmala UI" w:hAnsi="Nirmala UI" w:cs="Nirmala UI"/>
+        </w:rPr>
+        <w:t>ধরনের</w:t>
+      </w:r>
+      <w:r>
+        <w:t xml:space="preserve"> </w:t>
+      </w:r>
+      <w:r>
+        <w:rPr>
+          <w:rFonts w:ascii="Nirmala UI" w:hAnsi="Nirmala UI" w:cs="Nirmala UI"/>
+        </w:rPr>
+        <w:t>ওপর</w:t>
+      </w:r>
+      <w:r>
+        <w:t xml:space="preserve"> </w:t>
+      </w:r>
+      <w:r>
+        <w:rPr>
+          <w:rFonts w:ascii="Nirmala UI" w:hAnsi="Nirmala UI" w:cs="Nirmala UI"/>
+        </w:rPr>
+        <w:t>নির্ভর</w:t>
+      </w:r>
+      <w:r>
+        <w:t xml:space="preserve"> </w:t>
+      </w:r>
+      <w:r>
+        <w:rPr>
+          <w:rFonts w:ascii="Nirmala UI" w:hAnsi="Nirmala UI" w:cs="Nirmala UI"/>
+        </w:rPr>
+        <w:t>করে</w:t>
+      </w:r>
+      <w:r>
+        <w:t xml:space="preserve"> </w:t>
+      </w:r>
+      <w:r>
+        <w:rPr>
+          <w:rFonts w:ascii="Nirmala UI" w:hAnsi="Nirmala UI" w:cs="Nirmala UI"/>
+        </w:rPr>
+        <w:t>কোন</w:t>
+      </w:r>
+      <w:r>
+        <w:t xml:space="preserve"> </w:t>
+      </w:r>
+      <w:r>
+        <w:rPr>
+          <w:rFonts w:ascii="Nirmala UI" w:hAnsi="Nirmala UI" w:cs="Nirmala UI"/>
+        </w:rPr>
+        <w:t>ফ্যাক্টরটি</w:t>
+      </w:r>
+      <w:r>
+        <w:t xml:space="preserve"> </w:t>
+      </w:r>
+      <w:r>
+        <w:rPr>
+          <w:rFonts w:ascii="Nirmala UI" w:hAnsi="Nirmala UI" w:cs="Nirmala UI"/>
+        </w:rPr>
+        <w:t>বেশি</w:t>
+      </w:r>
+      <w:r>
+        <w:t xml:space="preserve"> </w:t>
+      </w:r>
+      <w:r>
+        <w:rPr>
+          <w:rFonts w:ascii="Nirmala UI" w:hAnsi="Nirmala UI" w:cs="Nirmala UI"/>
+        </w:rPr>
+        <w:t>গুরুত্ব</w:t>
+      </w:r>
+      <w:r>
+        <w:t xml:space="preserve"> </w:t>
+      </w:r>
+      <w:r>
+        <w:rPr>
+          <w:rFonts w:ascii="Nirmala UI" w:hAnsi="Nirmala UI" w:cs="Nirmala UI"/>
+        </w:rPr>
+        <w:t>পাবে</w:t>
+      </w:r>
+      <w:r>
+        <w:t xml:space="preserve"> (</w:t>
+      </w:r>
+      <w:r>
+        <w:rPr>
+          <w:rFonts w:ascii="Nirmala UI" w:hAnsi="Nirmala UI" w:cs="Nirmala UI"/>
+        </w:rPr>
+        <w:t>যেমন</w:t>
+      </w:r>
+      <w:r>
+        <w:t xml:space="preserve">- </w:t>
+      </w:r>
+      <w:r>
+        <w:rPr>
+          <w:rFonts w:ascii="Nirmala UI" w:hAnsi="Nirmala UI" w:cs="Nirmala UI"/>
+        </w:rPr>
+        <w:t>কোনো</w:t>
+      </w:r>
+      <w:r>
+        <w:t xml:space="preserve"> </w:t>
+      </w:r>
+      <w:r>
+        <w:rPr>
+          <w:rFonts w:ascii="Nirmala UI" w:hAnsi="Nirmala UI" w:cs="Nirmala UI"/>
+        </w:rPr>
+        <w:t>সিস্টেমে</w:t>
+      </w:r>
+      <w:r>
+        <w:t xml:space="preserve"> Safety </w:t>
+      </w:r>
+      <w:r>
+        <w:rPr>
+          <w:rFonts w:ascii="Nirmala UI" w:hAnsi="Nirmala UI" w:cs="Nirmala UI"/>
+        </w:rPr>
+        <w:t>বেশি</w:t>
+      </w:r>
+      <w:r>
+        <w:t xml:space="preserve"> </w:t>
+      </w:r>
+      <w:r>
+        <w:rPr>
+          <w:rFonts w:ascii="Nirmala UI" w:hAnsi="Nirmala UI" w:cs="Nirmala UI"/>
+        </w:rPr>
+        <w:t>জরুরি</w:t>
+      </w:r>
+      <w:r>
+        <w:t xml:space="preserve">, </w:t>
+      </w:r>
+      <w:r>
+        <w:rPr>
+          <w:rFonts w:ascii="Nirmala UI" w:hAnsi="Nirmala UI" w:cs="Nirmala UI"/>
+        </w:rPr>
+        <w:t>কোনোটিতে</w:t>
+      </w:r>
+      <w:r>
+        <w:t xml:space="preserve"> Portability)</w:t>
+      </w:r>
+      <w:r>
+        <w:rPr>
+          <w:rFonts w:ascii="Nirmala UI" w:hAnsi="Nirmala UI" w:cs="Nirmala UI"/>
+        </w:rPr>
+        <w:t>।</w:t>
+      </w:r>
+    </w:p>
+    <w:p>
+      <w:pPr>
+        <w:pStyle w:val="NormalWeb"/>
+        <w:numPr>
+          <w:ilvl w:val="0"/>
+          <w:numId w:val="20"/>
+        </w:numPr>
+      </w:pPr>
+      <w:r>
+        <w:rPr>
+          <w:rFonts w:ascii="Nirmala UI" w:hAnsi="Nirmala UI" w:cs="Nirmala UI"/>
+        </w:rPr>
+        <w:t>এই</w:t>
+      </w:r>
+      <w:r>
+        <w:t xml:space="preserve"> </w:t>
+      </w:r>
+      <w:r>
+        <w:rPr>
+          <w:rFonts w:ascii="Nirmala UI" w:hAnsi="Nirmala UI" w:cs="Nirmala UI"/>
+        </w:rPr>
+        <w:t>সবগুলো</w:t>
+      </w:r>
+      <w:r>
+        <w:t xml:space="preserve"> </w:t>
+      </w:r>
+      <w:r>
+        <w:rPr>
+          <w:rFonts w:ascii="Nirmala UI" w:hAnsi="Nirmala UI" w:cs="Nirmala UI"/>
+        </w:rPr>
+        <w:t>ফ্যাক্টরকে</w:t>
+      </w:r>
+      <w:r>
+        <w:t xml:space="preserve"> </w:t>
+      </w:r>
+      <w:r>
+        <w:rPr>
+          <w:rFonts w:ascii="Nirmala UI" w:hAnsi="Nirmala UI" w:cs="Nirmala UI"/>
+        </w:rPr>
+        <w:t>প্রজেক্টের</w:t>
+      </w:r>
+      <w:r>
+        <w:t xml:space="preserve"> </w:t>
+      </w:r>
+      <w:r>
+        <w:rPr>
+          <w:b/>
+          <w:bCs/>
+        </w:rPr>
+        <w:t>SRS (Software Requirement Specifications)</w:t>
+      </w:r>
+      <w:r>
+        <w:t xml:space="preserve"> </w:t>
+      </w:r>
+      <w:r>
+        <w:rPr>
+          <w:rFonts w:ascii="Nirmala UI" w:hAnsi="Nirmala UI" w:cs="Nirmala UI"/>
+        </w:rPr>
+        <w:t>ডকুমেন্টের</w:t>
+      </w:r>
+      <w:r>
+        <w:t xml:space="preserve"> </w:t>
+      </w:r>
+      <w:r>
+        <w:rPr>
+          <w:rFonts w:ascii="Nirmala UI" w:hAnsi="Nirmala UI" w:cs="Nirmala UI"/>
+        </w:rPr>
+        <w:t>ভেতরে</w:t>
+      </w:r>
+      <w:r>
+        <w:t xml:space="preserve"> 'Non-functional requirements' </w:t>
+      </w:r>
+      <w:r>
+        <w:rPr>
+          <w:rFonts w:ascii="Nirmala UI" w:hAnsi="Nirmala UI" w:cs="Nirmala UI"/>
+        </w:rPr>
+        <w:t>হিসেবে</w:t>
+      </w:r>
+      <w:r>
+        <w:t xml:space="preserve"> </w:t>
+      </w:r>
+      <w:r>
+        <w:rPr>
+          <w:rFonts w:ascii="Nirmala UI" w:hAnsi="Nirmala UI" w:cs="Nirmala UI"/>
+        </w:rPr>
+        <w:t>লেখা</w:t>
+      </w:r>
+      <w:r>
+        <w:t xml:space="preserve"> </w:t>
+      </w:r>
+      <w:r>
+        <w:rPr>
+          <w:rFonts w:ascii="Nirmala UI" w:hAnsi="Nirmala UI" w:cs="Nirmala UI"/>
+        </w:rPr>
+        <w:t>থাকে।</w:t>
+      </w:r>
+    </w:p>
+    <w:p>
+      <w:pPr>
+        <w:pStyle w:val="Heading3"/>
+      </w:pPr>
+      <w:r>
+        <w:rPr>
+          <w:rFonts w:ascii="Nirmala UI" w:hAnsi="Nirmala UI" w:cs="Nirmala UI"/>
+        </w:rPr>
+        <w:t>পার্ট</w:t>
+      </w:r>
+      <w:r>
+        <w:t xml:space="preserve"> </w:t>
+      </w:r>
+      <w:r>
+        <w:rPr>
+          <w:rFonts w:ascii="Nirmala UI" w:hAnsi="Nirmala UI" w:cs="Nirmala UI"/>
+        </w:rPr>
+        <w:t>২</w:t>
+      </w:r>
+      <w:r>
+        <w:t>: Exam-Ready English Answers (</w:t>
+      </w:r>
+      <w:r>
+        <w:rPr>
+          <w:rFonts w:ascii="Nirmala UI" w:hAnsi="Nirmala UI" w:cs="Nirmala UI"/>
+        </w:rPr>
+        <w:t>পরীক্ষার</w:t>
+      </w:r>
+      <w:r>
+        <w:t xml:space="preserve"> </w:t>
+      </w:r>
+      <w:r>
+        <w:rPr>
+          <w:rFonts w:ascii="Nirmala UI" w:hAnsi="Nirmala UI" w:cs="Nirmala UI"/>
+        </w:rPr>
+        <w:t>জন্য</w:t>
+      </w:r>
+      <w:r>
+        <w:t>)</w:t>
+      </w:r>
+    </w:p>
+    <w:p>
+      <w:pPr>
+        <w:pStyle w:val="NormalWeb"/>
+      </w:pPr>
+      <w:r>
+        <w:rPr>
+          <w:b/>
+          <w:bCs/>
+        </w:rPr>
+        <w:lastRenderedPageBreak/>
+        <w:t>Q1. What are the two new quality factors introduced in the Evans and Marciniak model?</w:t>
+      </w:r>
+      <w:r>
+        <w:t xml:space="preserve"> </w:t>
+      </w:r>
+      <w:r>
+        <w:rPr>
+          <w:b/>
+          <w:bCs/>
+        </w:rPr>
+        <w:t>Answer:</w:t>
+      </w:r>
+    </w:p>
+    <w:p>
+      <w:pPr>
+        <w:pStyle w:val="NormalWeb"/>
+        <w:numPr>
+          <w:ilvl w:val="0"/>
+          <w:numId w:val="21"/>
+        </w:numPr>
+      </w:pPr>
+      <w:r>
+        <w:rPr>
+          <w:b/>
+          <w:bCs/>
+        </w:rPr>
+        <w:t>Verifiability Requirements:</w:t>
+      </w:r>
+      <w:r>
+        <w:t xml:space="preserve"> This addresses design and programming features that allow for efficient verification of the design and programming. It does not refer to outputs, but rather the structure of the code, modularity, simplicity, and adherence to programming guidelines.</w:t>
+      </w:r>
+    </w:p>
+    <w:p>
+      <w:pPr>
+        <w:pStyle w:val="NormalWeb"/>
+        <w:numPr>
+          <w:ilvl w:val="0"/>
+          <w:numId w:val="21"/>
+        </w:numPr>
+      </w:pPr>
+      <w:r>
+        <w:rPr>
+          <w:b/>
+          <w:bCs/>
+        </w:rPr>
+        <w:t>Expandability Requirements:</w:t>
+      </w:r>
+      <w:r>
+        <w:t xml:space="preserve"> This refers to the scalability and extensibility of the software to provide more usability. It is essentially similar to McCall’s "flexibility" factor.</w:t>
+      </w:r>
+    </w:p>
+    <w:p>
+      <w:pPr>
+        <w:pStyle w:val="NormalWeb"/>
+      </w:pPr>
+      <w:r>
+        <w:rPr>
+          <w:b/>
+          <w:bCs/>
+        </w:rPr>
+        <w:t>Q2. Describe the three new quality factors offered by Deutsch and Willis.</w:t>
+      </w:r>
+      <w:r>
+        <w:t xml:space="preserve"> </w:t>
+      </w:r>
+      <w:r>
+        <w:rPr>
+          <w:b/>
+          <w:bCs/>
+        </w:rPr>
+        <w:t>Answer:</w:t>
+      </w:r>
+    </w:p>
+    <w:p>
+      <w:pPr>
+        <w:pStyle w:val="NormalWeb"/>
+        <w:numPr>
+          <w:ilvl w:val="0"/>
+          <w:numId w:val="22"/>
+        </w:numPr>
+      </w:pPr>
+      <w:r>
+        <w:rPr>
+          <w:b/>
+          <w:bCs/>
+        </w:rPr>
+        <w:t>Safety Requirements:</w:t>
+      </w:r>
+      <w:r>
+        <w:t xml:space="preserve"> These address conditions that could bring the equipment or application down, especially important for controlling software (e.g., setting alarms or sounding warnings for real-time software).</w:t>
+      </w:r>
+    </w:p>
+    <w:p>
+      <w:pPr>
+        <w:pStyle w:val="NormalWeb"/>
+        <w:numPr>
+          <w:ilvl w:val="0"/>
+          <w:numId w:val="22"/>
+        </w:numPr>
+      </w:pPr>
+      <w:r>
+        <w:rPr>
+          <w:b/>
+          <w:bCs/>
+        </w:rPr>
+        <w:t>Manageability Requirements:</w:t>
+      </w:r>
+      <w:r>
+        <w:t xml:space="preserve"> These refer to administrative tools needed to control versions, manage various configurations, and track changes across different customers.</w:t>
+      </w:r>
+    </w:p>
+    <w:p>
+      <w:pPr>
+        <w:pStyle w:val="NormalWeb"/>
+        <w:numPr>
+          <w:ilvl w:val="0"/>
+          <w:numId w:val="22"/>
+        </w:numPr>
+      </w:pPr>
+      <w:r>
+        <w:rPr>
+          <w:b/>
+          <w:bCs/>
+        </w:rPr>
+        <w:t>Survivability Requirements:</w:t>
+      </w:r>
+      <w:r>
+        <w:t xml:space="preserve"> This refers to the Mean Time Between Failures (MTBF) or continuity of service, as well as the Mean Time To Recover (MTTR). It is quite similar to Reliability in McCall’s model.</w:t>
+      </w:r>
+    </w:p>
+    <w:p>
+      <w:pPr>
+        <w:pStyle w:val="NormalWeb"/>
+      </w:pPr>
+      <w:r>
+        <w:rPr>
+          <w:b/>
+          <w:bCs/>
+        </w:rPr>
+        <w:t>Q3. Where are these software quality factors typically documented in the software development lifecycle?</w:t>
+      </w:r>
+      <w:r>
+        <w:t xml:space="preserve"> </w:t>
+      </w:r>
+      <w:r>
+        <w:rPr>
+          <w:b/>
+          <w:bCs/>
+        </w:rPr>
+        <w:t>Answer:</w:t>
+      </w:r>
+    </w:p>
+    <w:p>
+      <w:pPr>
+        <w:pStyle w:val="NormalWeb"/>
+        <w:numPr>
+          <w:ilvl w:val="0"/>
+          <w:numId w:val="23"/>
+        </w:numPr>
+      </w:pPr>
+      <w:r>
+        <w:t xml:space="preserve">In processes like the Rational Unified Process, these quality factors are captured in the </w:t>
+      </w:r>
+      <w:r>
+        <w:rPr>
+          <w:b/>
+          <w:bCs/>
+        </w:rPr>
+        <w:t>SRS (Software Requirement Specifications)</w:t>
+      </w:r>
+      <w:r>
+        <w:t>.</w:t>
+      </w:r>
+    </w:p>
+    <w:p>
+      <w:pPr>
+        <w:pStyle w:val="NormalWeb"/>
+        <w:numPr>
+          <w:ilvl w:val="0"/>
+          <w:numId w:val="23"/>
+        </w:numPr>
+      </w:pPr>
+      <w:r>
+        <w:t xml:space="preserve">They are specifically documented under the component known as </w:t>
+      </w:r>
+      <w:r>
+        <w:rPr>
+          <w:b/>
+          <w:bCs/>
+        </w:rPr>
+        <w:t>'non-functional requirements'</w:t>
+      </w:r>
+      <w:r>
+        <w:t>.</w:t>
       </w:r>
     </w:p>
     <w:p>
@@ -10014,6 +12370,155 @@
     </w:lvl>
   </w:abstractNum>
   <w:abstractNum w:abstractNumId="1" w15:restartNumberingAfterBreak="0">
+    <w:nsid w:val="08782353"/>
+    <w:multiLevelType w:val="multilevel"/>
+    <w:tmpl w:val="AA0624E8"/>
+    <w:lvl w:ilvl="0">
+      <w:start w:val="1"/>
+      <w:numFmt w:val="bullet"/>
+      <w:lvlText w:val=""/>
+      <w:lvlJc w:val="left"/>
+      <w:pPr>
+        <w:tabs>
+          <w:tab w:val="num" w:pos="720"/>
+        </w:tabs>
+        <w:ind w:left="720" w:hanging="360"/>
+      </w:pPr>
+      <w:rPr>
+        <w:rFonts w:ascii="Symbol" w:hAnsi="Symbol" w:hint="default"/>
+        <w:sz w:val="20"/>
+      </w:rPr>
+    </w:lvl>
+    <w:lvl w:ilvl="1" w:tentative="1">
+      <w:start w:val="1"/>
+      <w:numFmt w:val="bullet"/>
+      <w:lvlText w:val="o"/>
+      <w:lvlJc w:val="left"/>
+      <w:pPr>
+        <w:tabs>
+          <w:tab w:val="num" w:pos="1440"/>
+        </w:tabs>
+        <w:ind w:left="1440" w:hanging="360"/>
+      </w:pPr>
+      <w:rPr>
+        <w:rFonts w:ascii="Courier New" w:hAnsi="Courier New" w:hint="default"/>
+        <w:sz w:val="20"/>
+      </w:rPr>
+    </w:lvl>
+    <w:lvl w:ilvl="2" w:tentative="1">
+      <w:start w:val="1"/>
+      <w:numFmt w:val="bullet"/>
+      <w:lvlText w:val=""/>
+      <w:lvlJc w:val="left"/>
+      <w:pPr>
+        <w:tabs>
+          <w:tab w:val="num" w:pos="2160"/>
+        </w:tabs>
+        <w:ind w:left="2160" w:hanging="360"/>
+      </w:pPr>
+      <w:rPr>
+        <w:rFonts w:ascii="Wingdings" w:hAnsi="Wingdings" w:hint="default"/>
+        <w:sz w:val="20"/>
+      </w:rPr>
+    </w:lvl>
+    <w:lvl w:ilvl="3" w:tentative="1">
+      <w:start w:val="1"/>
+      <w:numFmt w:val="bullet"/>
+      <w:lvlText w:val=""/>
+      <w:lvlJc w:val="left"/>
+      <w:pPr>
+        <w:tabs>
+          <w:tab w:val="num" w:pos="2880"/>
+        </w:tabs>
+        <w:ind w:left="2880" w:hanging="360"/>
+      </w:pPr>
+      <w:rPr>
+        <w:rFonts w:ascii="Wingdings" w:hAnsi="Wingdings" w:hint="default"/>
+        <w:sz w:val="20"/>
+      </w:rPr>
+    </w:lvl>
+    <w:lvl w:ilvl="4" w:tentative="1">
+      <w:start w:val="1"/>
+      <w:numFmt w:val="bullet"/>
+      <w:lvlText w:val=""/>
+      <w:lvlJc w:val="left"/>
+      <w:pPr>
+        <w:tabs>
+          <w:tab w:val="num" w:pos="3600"/>
+        </w:tabs>
+        <w:ind w:left="3600" w:hanging="360"/>
+      </w:pPr>
+      <w:rPr>
+        <w:rFonts w:ascii="Wingdings" w:hAnsi="Wingdings" w:hint="default"/>
+        <w:sz w:val="20"/>
+      </w:rPr>
+    </w:lvl>
+    <w:lvl w:ilvl="5" w:tentative="1">
+      <w:start w:val="1"/>
+      <w:numFmt w:val="bullet"/>
+      <w:lvlText w:val=""/>
+      <w:lvlJc w:val="left"/>
+      <w:pPr>
+        <w:tabs>
+          <w:tab w:val="num" w:pos="4320"/>
+        </w:tabs>
+        <w:ind w:left="4320" w:hanging="360"/>
+      </w:pPr>
+      <w:rPr>
+        <w:rFonts w:ascii="Wingdings" w:hAnsi="Wingdings" w:hint="default"/>
+        <w:sz w:val="20"/>
+      </w:rPr>
+    </w:lvl>
+    <w:lvl w:ilvl="6" w:tentative="1">
+      <w:start w:val="1"/>
+      <w:numFmt w:val="bullet"/>
+      <w:lvlText w:val=""/>
+      <w:lvlJc w:val="left"/>
+      <w:pPr>
+        <w:tabs>
+          <w:tab w:val="num" w:pos="5040"/>
+        </w:tabs>
+        <w:ind w:left="5040" w:hanging="360"/>
+      </w:pPr>
+      <w:rPr>
+        <w:rFonts w:ascii="Wingdings" w:hAnsi="Wingdings" w:hint="default"/>
+        <w:sz w:val="20"/>
+      </w:rPr>
+    </w:lvl>
+    <w:lvl w:ilvl="7" w:tentative="1">
+      <w:start w:val="1"/>
+      <w:numFmt w:val="bullet"/>
+      <w:lvlText w:val=""/>
+      <w:lvlJc w:val="left"/>
+      <w:pPr>
+        <w:tabs>
+          <w:tab w:val="num" w:pos="5760"/>
+        </w:tabs>
+        <w:ind w:left="5760" w:hanging="360"/>
+      </w:pPr>
+      <w:rPr>
+        <w:rFonts w:ascii="Wingdings" w:hAnsi="Wingdings" w:hint="default"/>
+        <w:sz w:val="20"/>
+      </w:rPr>
+    </w:lvl>
+    <w:lvl w:ilvl="8" w:tentative="1">
+      <w:start w:val="1"/>
+      <w:numFmt w:val="bullet"/>
+      <w:lvlText w:val=""/>
+      <w:lvlJc w:val="left"/>
+      <w:pPr>
+        <w:tabs>
+          <w:tab w:val="num" w:pos="6480"/>
+        </w:tabs>
+        <w:ind w:left="6480" w:hanging="360"/>
+      </w:pPr>
+      <w:rPr>
+        <w:rFonts w:ascii="Wingdings" w:hAnsi="Wingdings" w:hint="default"/>
+        <w:sz w:val="20"/>
+      </w:rPr>
+    </w:lvl>
+  </w:abstractNum>
+  <w:abstractNum w:abstractNumId="2" w15:restartNumberingAfterBreak="0">
     <w:nsid w:val="0AAF7E05"/>
     <w:multiLevelType w:val="multilevel"/>
     <w:tmpl w:val="AA283FDE"/>
@@ -10162,7 +12667,7 @@
       </w:rPr>
     </w:lvl>
   </w:abstractNum>
-  <w:abstractNum w:abstractNumId="2" w15:restartNumberingAfterBreak="0">
+  <w:abstractNum w:abstractNumId="3" w15:restartNumberingAfterBreak="0">
     <w:nsid w:val="0C234C0B"/>
     <w:multiLevelType w:val="multilevel"/>
     <w:tmpl w:val="26D2C48C"/>
@@ -10311,7 +12816,156 @@
       </w:rPr>
     </w:lvl>
   </w:abstractNum>
-  <w:abstractNum w:abstractNumId="3" w15:restartNumberingAfterBreak="0">
+  <w:abstractNum w:abstractNumId="4" w15:restartNumberingAfterBreak="0">
+    <w:nsid w:val="10147293"/>
+    <w:multiLevelType w:val="multilevel"/>
+    <w:tmpl w:val="7708C9B2"/>
+    <w:lvl w:ilvl="0">
+      <w:start w:val="1"/>
+      <w:numFmt w:val="bullet"/>
+      <w:lvlText w:val=""/>
+      <w:lvlJc w:val="left"/>
+      <w:pPr>
+        <w:tabs>
+          <w:tab w:val="num" w:pos="720"/>
+        </w:tabs>
+        <w:ind w:left="720" w:hanging="360"/>
+      </w:pPr>
+      <w:rPr>
+        <w:rFonts w:ascii="Symbol" w:hAnsi="Symbol" w:hint="default"/>
+        <w:sz w:val="20"/>
+      </w:rPr>
+    </w:lvl>
+    <w:lvl w:ilvl="1" w:tentative="1">
+      <w:start w:val="1"/>
+      <w:numFmt w:val="bullet"/>
+      <w:lvlText w:val="o"/>
+      <w:lvlJc w:val="left"/>
+      <w:pPr>
+        <w:tabs>
+          <w:tab w:val="num" w:pos="1440"/>
+        </w:tabs>
+        <w:ind w:left="1440" w:hanging="360"/>
+      </w:pPr>
+      <w:rPr>
+        <w:rFonts w:ascii="Courier New" w:hAnsi="Courier New" w:hint="default"/>
+        <w:sz w:val="20"/>
+      </w:rPr>
+    </w:lvl>
+    <w:lvl w:ilvl="2" w:tentative="1">
+      <w:start w:val="1"/>
+      <w:numFmt w:val="bullet"/>
+      <w:lvlText w:val=""/>
+      <w:lvlJc w:val="left"/>
+      <w:pPr>
+        <w:tabs>
+          <w:tab w:val="num" w:pos="2160"/>
+        </w:tabs>
+        <w:ind w:left="2160" w:hanging="360"/>
+      </w:pPr>
+      <w:rPr>
+        <w:rFonts w:ascii="Wingdings" w:hAnsi="Wingdings" w:hint="default"/>
+        <w:sz w:val="20"/>
+      </w:rPr>
+    </w:lvl>
+    <w:lvl w:ilvl="3" w:tentative="1">
+      <w:start w:val="1"/>
+      <w:numFmt w:val="bullet"/>
+      <w:lvlText w:val=""/>
+      <w:lvlJc w:val="left"/>
+      <w:pPr>
+        <w:tabs>
+          <w:tab w:val="num" w:pos="2880"/>
+        </w:tabs>
+        <w:ind w:left="2880" w:hanging="360"/>
+      </w:pPr>
+      <w:rPr>
+        <w:rFonts w:ascii="Wingdings" w:hAnsi="Wingdings" w:hint="default"/>
+        <w:sz w:val="20"/>
+      </w:rPr>
+    </w:lvl>
+    <w:lvl w:ilvl="4" w:tentative="1">
+      <w:start w:val="1"/>
+      <w:numFmt w:val="bullet"/>
+      <w:lvlText w:val=""/>
+      <w:lvlJc w:val="left"/>
+      <w:pPr>
+        <w:tabs>
+          <w:tab w:val="num" w:pos="3600"/>
+        </w:tabs>
+        <w:ind w:left="3600" w:hanging="360"/>
+      </w:pPr>
+      <w:rPr>
+        <w:rFonts w:ascii="Wingdings" w:hAnsi="Wingdings" w:hint="default"/>
+        <w:sz w:val="20"/>
+      </w:rPr>
+    </w:lvl>
+    <w:lvl w:ilvl="5" w:tentative="1">
+      <w:start w:val="1"/>
+      <w:numFmt w:val="bullet"/>
+      <w:lvlText w:val=""/>
+      <w:lvlJc w:val="left"/>
+      <w:pPr>
+        <w:tabs>
+          <w:tab w:val="num" w:pos="4320"/>
+        </w:tabs>
+        <w:ind w:left="4320" w:hanging="360"/>
+      </w:pPr>
+      <w:rPr>
+        <w:rFonts w:ascii="Wingdings" w:hAnsi="Wingdings" w:hint="default"/>
+        <w:sz w:val="20"/>
+      </w:rPr>
+    </w:lvl>
+    <w:lvl w:ilvl="6" w:tentative="1">
+      <w:start w:val="1"/>
+      <w:numFmt w:val="bullet"/>
+      <w:lvlText w:val=""/>
+      <w:lvlJc w:val="left"/>
+      <w:pPr>
+        <w:tabs>
+          <w:tab w:val="num" w:pos="5040"/>
+        </w:tabs>
+        <w:ind w:left="5040" w:hanging="360"/>
+      </w:pPr>
+      <w:rPr>
+        <w:rFonts w:ascii="Wingdings" w:hAnsi="Wingdings" w:hint="default"/>
+        <w:sz w:val="20"/>
+      </w:rPr>
+    </w:lvl>
+    <w:lvl w:ilvl="7" w:tentative="1">
+      <w:start w:val="1"/>
+      <w:numFmt w:val="bullet"/>
+      <w:lvlText w:val=""/>
+      <w:lvlJc w:val="left"/>
+      <w:pPr>
+        <w:tabs>
+          <w:tab w:val="num" w:pos="5760"/>
+        </w:tabs>
+        <w:ind w:left="5760" w:hanging="360"/>
+      </w:pPr>
+      <w:rPr>
+        <w:rFonts w:ascii="Wingdings" w:hAnsi="Wingdings" w:hint="default"/>
+        <w:sz w:val="20"/>
+      </w:rPr>
+    </w:lvl>
+    <w:lvl w:ilvl="8" w:tentative="1">
+      <w:start w:val="1"/>
+      <w:numFmt w:val="bullet"/>
+      <w:lvlText w:val=""/>
+      <w:lvlJc w:val="left"/>
+      <w:pPr>
+        <w:tabs>
+          <w:tab w:val="num" w:pos="6480"/>
+        </w:tabs>
+        <w:ind w:left="6480" w:hanging="360"/>
+      </w:pPr>
+      <w:rPr>
+        <w:rFonts w:ascii="Wingdings" w:hAnsi="Wingdings" w:hint="default"/>
+        <w:sz w:val="20"/>
+      </w:rPr>
+    </w:lvl>
+  </w:abstractNum>
+  <w:abstractNum w:abstractNumId="5" w15:restartNumberingAfterBreak="0">
     <w:nsid w:val="1B8611CD"/>
     <w:multiLevelType w:val="multilevel"/>
     <w:tmpl w:val="2440089C"/>
@@ -10460,7 +13114,7 @@
       </w:rPr>
     </w:lvl>
   </w:abstractNum>
-  <w:abstractNum w:abstractNumId="4" w15:restartNumberingAfterBreak="0">
+  <w:abstractNum w:abstractNumId="6" w15:restartNumberingAfterBreak="0">
     <w:nsid w:val="241A4531"/>
     <w:multiLevelType w:val="multilevel"/>
     <w:tmpl w:val="759EA836"/>
@@ -10609,7 +13263,7 @@
       </w:rPr>
     </w:lvl>
   </w:abstractNum>
-  <w:abstractNum w:abstractNumId="5" w15:restartNumberingAfterBreak="0">
+  <w:abstractNum w:abstractNumId="7" w15:restartNumberingAfterBreak="0">
     <w:nsid w:val="271B7383"/>
     <w:multiLevelType w:val="multilevel"/>
     <w:tmpl w:val="6374CFA8"/>
@@ -10758,7 +13412,156 @@
       </w:rPr>
     </w:lvl>
   </w:abstractNum>
-  <w:abstractNum w:abstractNumId="6" w15:restartNumberingAfterBreak="0">
+  <w:abstractNum w:abstractNumId="8" w15:restartNumberingAfterBreak="0">
+    <w:nsid w:val="279B16C6"/>
+    <w:multiLevelType w:val="multilevel"/>
+    <w:tmpl w:val="C9463936"/>
+    <w:lvl w:ilvl="0">
+      <w:start w:val="1"/>
+      <w:numFmt w:val="bullet"/>
+      <w:lvlText w:val=""/>
+      <w:lvlJc w:val="left"/>
+      <w:pPr>
+        <w:tabs>
+          <w:tab w:val="num" w:pos="720"/>
+        </w:tabs>
+        <w:ind w:left="720" w:hanging="360"/>
+      </w:pPr>
+      <w:rPr>
+        <w:rFonts w:ascii="Symbol" w:hAnsi="Symbol" w:hint="default"/>
+        <w:sz w:val="20"/>
+      </w:rPr>
+    </w:lvl>
+    <w:lvl w:ilvl="1" w:tentative="1">
+      <w:start w:val="1"/>
+      <w:numFmt w:val="bullet"/>
+      <w:lvlText w:val="o"/>
+      <w:lvlJc w:val="left"/>
+      <w:pPr>
+        <w:tabs>
+          <w:tab w:val="num" w:pos="1440"/>
+        </w:tabs>
+        <w:ind w:left="1440" w:hanging="360"/>
+      </w:pPr>
+      <w:rPr>
+        <w:rFonts w:ascii="Courier New" w:hAnsi="Courier New" w:hint="default"/>
+        <w:sz w:val="20"/>
+      </w:rPr>
+    </w:lvl>
+    <w:lvl w:ilvl="2" w:tentative="1">
+      <w:start w:val="1"/>
+      <w:numFmt w:val="bullet"/>
+      <w:lvlText w:val=""/>
+      <w:lvlJc w:val="left"/>
+      <w:pPr>
+        <w:tabs>
+          <w:tab w:val="num" w:pos="2160"/>
+        </w:tabs>
+        <w:ind w:left="2160" w:hanging="360"/>
+      </w:pPr>
+      <w:rPr>
+        <w:rFonts w:ascii="Wingdings" w:hAnsi="Wingdings" w:hint="default"/>
+        <w:sz w:val="20"/>
+      </w:rPr>
+    </w:lvl>
+    <w:lvl w:ilvl="3" w:tentative="1">
+      <w:start w:val="1"/>
+      <w:numFmt w:val="bullet"/>
+      <w:lvlText w:val=""/>
+      <w:lvlJc w:val="left"/>
+      <w:pPr>
+        <w:tabs>
+          <w:tab w:val="num" w:pos="2880"/>
+        </w:tabs>
+        <w:ind w:left="2880" w:hanging="360"/>
+      </w:pPr>
+      <w:rPr>
+        <w:rFonts w:ascii="Wingdings" w:hAnsi="Wingdings" w:hint="default"/>
+        <w:sz w:val="20"/>
+      </w:rPr>
+    </w:lvl>
+    <w:lvl w:ilvl="4" w:tentative="1">
+      <w:start w:val="1"/>
+      <w:numFmt w:val="bullet"/>
+      <w:lvlText w:val=""/>
+      <w:lvlJc w:val="left"/>
+      <w:pPr>
+        <w:tabs>
+          <w:tab w:val="num" w:pos="3600"/>
+        </w:tabs>
+        <w:ind w:left="3600" w:hanging="360"/>
+      </w:pPr>
+      <w:rPr>
+        <w:rFonts w:ascii="Wingdings" w:hAnsi="Wingdings" w:hint="default"/>
+        <w:sz w:val="20"/>
+      </w:rPr>
+    </w:lvl>
+    <w:lvl w:ilvl="5" w:tentative="1">
+      <w:start w:val="1"/>
+      <w:numFmt w:val="bullet"/>
+      <w:lvlText w:val=""/>
+      <w:lvlJc w:val="left"/>
+      <w:pPr>
+        <w:tabs>
+          <w:tab w:val="num" w:pos="4320"/>
+        </w:tabs>
+        <w:ind w:left="4320" w:hanging="360"/>
+      </w:pPr>
+      <w:rPr>
+        <w:rFonts w:ascii="Wingdings" w:hAnsi="Wingdings" w:hint="default"/>
+        <w:sz w:val="20"/>
+      </w:rPr>
+    </w:lvl>
+    <w:lvl w:ilvl="6" w:tentative="1">
+      <w:start w:val="1"/>
+      <w:numFmt w:val="bullet"/>
+      <w:lvlText w:val=""/>
+      <w:lvlJc w:val="left"/>
+      <w:pPr>
+        <w:tabs>
+          <w:tab w:val="num" w:pos="5040"/>
+        </w:tabs>
+        <w:ind w:left="5040" w:hanging="360"/>
+      </w:pPr>
+      <w:rPr>
+        <w:rFonts w:ascii="Wingdings" w:hAnsi="Wingdings" w:hint="default"/>
+        <w:sz w:val="20"/>
+      </w:rPr>
+    </w:lvl>
+    <w:lvl w:ilvl="7" w:tentative="1">
+      <w:start w:val="1"/>
+      <w:numFmt w:val="bullet"/>
+      <w:lvlText w:val=""/>
+      <w:lvlJc w:val="left"/>
+      <w:pPr>
+        <w:tabs>
+          <w:tab w:val="num" w:pos="5760"/>
+        </w:tabs>
+        <w:ind w:left="5760" w:hanging="360"/>
+      </w:pPr>
+      <w:rPr>
+        <w:rFonts w:ascii="Wingdings" w:hAnsi="Wingdings" w:hint="default"/>
+        <w:sz w:val="20"/>
+      </w:rPr>
+    </w:lvl>
+    <w:lvl w:ilvl="8" w:tentative="1">
+      <w:start w:val="1"/>
+      <w:numFmt w:val="bullet"/>
+      <w:lvlText w:val=""/>
+      <w:lvlJc w:val="left"/>
+      <w:pPr>
+        <w:tabs>
+          <w:tab w:val="num" w:pos="6480"/>
+        </w:tabs>
+        <w:ind w:left="6480" w:hanging="360"/>
+      </w:pPr>
+      <w:rPr>
+        <w:rFonts w:ascii="Wingdings" w:hAnsi="Wingdings" w:hint="default"/>
+        <w:sz w:val="20"/>
+      </w:rPr>
+    </w:lvl>
+  </w:abstractNum>
+  <w:abstractNum w:abstractNumId="9" w15:restartNumberingAfterBreak="0">
     <w:nsid w:val="27BF13C3"/>
     <w:multiLevelType w:val="multilevel"/>
     <w:tmpl w:val="CCD8EFEC"/>
@@ -10907,7 +13710,156 @@
       </w:rPr>
     </w:lvl>
   </w:abstractNum>
-  <w:abstractNum w:abstractNumId="7" w15:restartNumberingAfterBreak="0">
+  <w:abstractNum w:abstractNumId="10" w15:restartNumberingAfterBreak="0">
+    <w:nsid w:val="2C97568D"/>
+    <w:multiLevelType w:val="multilevel"/>
+    <w:tmpl w:val="55E47AAE"/>
+    <w:lvl w:ilvl="0">
+      <w:start w:val="1"/>
+      <w:numFmt w:val="bullet"/>
+      <w:lvlText w:val=""/>
+      <w:lvlJc w:val="left"/>
+      <w:pPr>
+        <w:tabs>
+          <w:tab w:val="num" w:pos="720"/>
+        </w:tabs>
+        <w:ind w:left="720" w:hanging="360"/>
+      </w:pPr>
+      <w:rPr>
+        <w:rFonts w:ascii="Symbol" w:hAnsi="Symbol" w:hint="default"/>
+        <w:sz w:val="20"/>
+      </w:rPr>
+    </w:lvl>
+    <w:lvl w:ilvl="1" w:tentative="1">
+      <w:start w:val="1"/>
+      <w:numFmt w:val="bullet"/>
+      <w:lvlText w:val="o"/>
+      <w:lvlJc w:val="left"/>
+      <w:pPr>
+        <w:tabs>
+          <w:tab w:val="num" w:pos="1440"/>
+        </w:tabs>
+        <w:ind w:left="1440" w:hanging="360"/>
+      </w:pPr>
+      <w:rPr>
+        <w:rFonts w:ascii="Courier New" w:hAnsi="Courier New" w:hint="default"/>
+        <w:sz w:val="20"/>
+      </w:rPr>
+    </w:lvl>
+    <w:lvl w:ilvl="2" w:tentative="1">
+      <w:start w:val="1"/>
+      <w:numFmt w:val="bullet"/>
+      <w:lvlText w:val=""/>
+      <w:lvlJc w:val="left"/>
+      <w:pPr>
+        <w:tabs>
+          <w:tab w:val="num" w:pos="2160"/>
+        </w:tabs>
+        <w:ind w:left="2160" w:hanging="360"/>
+      </w:pPr>
+      <w:rPr>
+        <w:rFonts w:ascii="Wingdings" w:hAnsi="Wingdings" w:hint="default"/>
+        <w:sz w:val="20"/>
+      </w:rPr>
+    </w:lvl>
+    <w:lvl w:ilvl="3" w:tentative="1">
+      <w:start w:val="1"/>
+      <w:numFmt w:val="bullet"/>
+      <w:lvlText w:val=""/>
+      <w:lvlJc w:val="left"/>
+      <w:pPr>
+        <w:tabs>
+          <w:tab w:val="num" w:pos="2880"/>
+        </w:tabs>
+        <w:ind w:left="2880" w:hanging="360"/>
+      </w:pPr>
+      <w:rPr>
+        <w:rFonts w:ascii="Wingdings" w:hAnsi="Wingdings" w:hint="default"/>
+        <w:sz w:val="20"/>
+      </w:rPr>
+    </w:lvl>
+    <w:lvl w:ilvl="4" w:tentative="1">
+      <w:start w:val="1"/>
+      <w:numFmt w:val="bullet"/>
+      <w:lvlText w:val=""/>
+      <w:lvlJc w:val="left"/>
+      <w:pPr>
+        <w:tabs>
+          <w:tab w:val="num" w:pos="3600"/>
+        </w:tabs>
+        <w:ind w:left="3600" w:hanging="360"/>
+      </w:pPr>
+      <w:rPr>
+        <w:rFonts w:ascii="Wingdings" w:hAnsi="Wingdings" w:hint="default"/>
+        <w:sz w:val="20"/>
+      </w:rPr>
+    </w:lvl>
+    <w:lvl w:ilvl="5" w:tentative="1">
+      <w:start w:val="1"/>
+      <w:numFmt w:val="bullet"/>
+      <w:lvlText w:val=""/>
+      <w:lvlJc w:val="left"/>
+      <w:pPr>
+        <w:tabs>
+          <w:tab w:val="num" w:pos="4320"/>
+        </w:tabs>
+        <w:ind w:left="4320" w:hanging="360"/>
+      </w:pPr>
+      <w:rPr>
+        <w:rFonts w:ascii="Wingdings" w:hAnsi="Wingdings" w:hint="default"/>
+        <w:sz w:val="20"/>
+      </w:rPr>
+    </w:lvl>
+    <w:lvl w:ilvl="6" w:tentative="1">
+      <w:start w:val="1"/>
+      <w:numFmt w:val="bullet"/>
+      <w:lvlText w:val=""/>
+      <w:lvlJc w:val="left"/>
+      <w:pPr>
+        <w:tabs>
+          <w:tab w:val="num" w:pos="5040"/>
+        </w:tabs>
+        <w:ind w:left="5040" w:hanging="360"/>
+      </w:pPr>
+      <w:rPr>
+        <w:rFonts w:ascii="Wingdings" w:hAnsi="Wingdings" w:hint="default"/>
+        <w:sz w:val="20"/>
+      </w:rPr>
+    </w:lvl>
+    <w:lvl w:ilvl="7" w:tentative="1">
+      <w:start w:val="1"/>
+      <w:numFmt w:val="bullet"/>
+      <w:lvlText w:val=""/>
+      <w:lvlJc w:val="left"/>
+      <w:pPr>
+        <w:tabs>
+          <w:tab w:val="num" w:pos="5760"/>
+        </w:tabs>
+        <w:ind w:left="5760" w:hanging="360"/>
+      </w:pPr>
+      <w:rPr>
+        <w:rFonts w:ascii="Wingdings" w:hAnsi="Wingdings" w:hint="default"/>
+        <w:sz w:val="20"/>
+      </w:rPr>
+    </w:lvl>
+    <w:lvl w:ilvl="8" w:tentative="1">
+      <w:start w:val="1"/>
+      <w:numFmt w:val="bullet"/>
+      <w:lvlText w:val=""/>
+      <w:lvlJc w:val="left"/>
+      <w:pPr>
+        <w:tabs>
+          <w:tab w:val="num" w:pos="6480"/>
+        </w:tabs>
+        <w:ind w:left="6480" w:hanging="360"/>
+      </w:pPr>
+      <w:rPr>
+        <w:rFonts w:ascii="Wingdings" w:hAnsi="Wingdings" w:hint="default"/>
+        <w:sz w:val="20"/>
+      </w:rPr>
+    </w:lvl>
+  </w:abstractNum>
+  <w:abstractNum w:abstractNumId="11" w15:restartNumberingAfterBreak="0">
     <w:nsid w:val="2EC74C81"/>
     <w:multiLevelType w:val="multilevel"/>
     <w:tmpl w:val="5080A67C"/>
@@ -11056,7 +14008,7 @@
       </w:rPr>
     </w:lvl>
   </w:abstractNum>
-  <w:abstractNum w:abstractNumId="8" w15:restartNumberingAfterBreak="0">
+  <w:abstractNum w:abstractNumId="12" w15:restartNumberingAfterBreak="0">
     <w:nsid w:val="4126027F"/>
     <w:multiLevelType w:val="multilevel"/>
     <w:tmpl w:val="D3F02778"/>
@@ -11205,7 +14157,7 @@
       </w:rPr>
     </w:lvl>
   </w:abstractNum>
-  <w:abstractNum w:abstractNumId="9" w15:restartNumberingAfterBreak="0">
+  <w:abstractNum w:abstractNumId="13" w15:restartNumberingAfterBreak="0">
     <w:nsid w:val="45312951"/>
     <w:multiLevelType w:val="multilevel"/>
     <w:tmpl w:val="632CE822"/>
@@ -11354,7 +14306,7 @@
       </w:rPr>
     </w:lvl>
   </w:abstractNum>
-  <w:abstractNum w:abstractNumId="10" w15:restartNumberingAfterBreak="0">
+  <w:abstractNum w:abstractNumId="14" w15:restartNumberingAfterBreak="0">
     <w:nsid w:val="52D61DB8"/>
     <w:multiLevelType w:val="multilevel"/>
     <w:tmpl w:val="921E323E"/>
@@ -11503,7 +14455,7 @@
       </w:rPr>
     </w:lvl>
   </w:abstractNum>
-  <w:abstractNum w:abstractNumId="11" w15:restartNumberingAfterBreak="0">
+  <w:abstractNum w:abstractNumId="15" w15:restartNumberingAfterBreak="0">
     <w:nsid w:val="560B3D2B"/>
     <w:multiLevelType w:val="multilevel"/>
     <w:tmpl w:val="D5187B08"/>
@@ -11652,7 +14604,7 @@
       </w:rPr>
     </w:lvl>
   </w:abstractNum>
-  <w:abstractNum w:abstractNumId="12" w15:restartNumberingAfterBreak="0">
+  <w:abstractNum w:abstractNumId="16" w15:restartNumberingAfterBreak="0">
     <w:nsid w:val="60641FF3"/>
     <w:multiLevelType w:val="multilevel"/>
     <w:tmpl w:val="F02A2680"/>
@@ -11801,7 +14753,156 @@
       </w:rPr>
     </w:lvl>
   </w:abstractNum>
-  <w:abstractNum w:abstractNumId="13" w15:restartNumberingAfterBreak="0">
+  <w:abstractNum w:abstractNumId="17" w15:restartNumberingAfterBreak="0">
+    <w:nsid w:val="643F071B"/>
+    <w:multiLevelType w:val="multilevel"/>
+    <w:tmpl w:val="7996DA96"/>
+    <w:lvl w:ilvl="0">
+      <w:start w:val="1"/>
+      <w:numFmt w:val="bullet"/>
+      <w:lvlText w:val=""/>
+      <w:lvlJc w:val="left"/>
+      <w:pPr>
+        <w:tabs>
+          <w:tab w:val="num" w:pos="720"/>
+        </w:tabs>
+        <w:ind w:left="720" w:hanging="360"/>
+      </w:pPr>
+      <w:rPr>
+        <w:rFonts w:ascii="Symbol" w:hAnsi="Symbol" w:hint="default"/>
+        <w:sz w:val="20"/>
+      </w:rPr>
+    </w:lvl>
+    <w:lvl w:ilvl="1" w:tentative="1">
+      <w:start w:val="1"/>
+      <w:numFmt w:val="bullet"/>
+      <w:lvlText w:val="o"/>
+      <w:lvlJc w:val="left"/>
+      <w:pPr>
+        <w:tabs>
+          <w:tab w:val="num" w:pos="1440"/>
+        </w:tabs>
+        <w:ind w:left="1440" w:hanging="360"/>
+      </w:pPr>
+      <w:rPr>
+        <w:rFonts w:ascii="Courier New" w:hAnsi="Courier New" w:hint="default"/>
+        <w:sz w:val="20"/>
+      </w:rPr>
+    </w:lvl>
+    <w:lvl w:ilvl="2" w:tentative="1">
+      <w:start w:val="1"/>
+      <w:numFmt w:val="bullet"/>
+      <w:lvlText w:val=""/>
+      <w:lvlJc w:val="left"/>
+      <w:pPr>
+        <w:tabs>
+          <w:tab w:val="num" w:pos="2160"/>
+        </w:tabs>
+        <w:ind w:left="2160" w:hanging="360"/>
+      </w:pPr>
+      <w:rPr>
+        <w:rFonts w:ascii="Wingdings" w:hAnsi="Wingdings" w:hint="default"/>
+        <w:sz w:val="20"/>
+      </w:rPr>
+    </w:lvl>
+    <w:lvl w:ilvl="3" w:tentative="1">
+      <w:start w:val="1"/>
+      <w:numFmt w:val="bullet"/>
+      <w:lvlText w:val=""/>
+      <w:lvlJc w:val="left"/>
+      <w:pPr>
+        <w:tabs>
+          <w:tab w:val="num" w:pos="2880"/>
+        </w:tabs>
+        <w:ind w:left="2880" w:hanging="360"/>
+      </w:pPr>
+      <w:rPr>
+        <w:rFonts w:ascii="Wingdings" w:hAnsi="Wingdings" w:hint="default"/>
+        <w:sz w:val="20"/>
+      </w:rPr>
+    </w:lvl>
+    <w:lvl w:ilvl="4" w:tentative="1">
+      <w:start w:val="1"/>
+      <w:numFmt w:val="bullet"/>
+      <w:lvlText w:val=""/>
+      <w:lvlJc w:val="left"/>
+      <w:pPr>
+        <w:tabs>
+          <w:tab w:val="num" w:pos="3600"/>
+        </w:tabs>
+        <w:ind w:left="3600" w:hanging="360"/>
+      </w:pPr>
+      <w:rPr>
+        <w:rFonts w:ascii="Wingdings" w:hAnsi="Wingdings" w:hint="default"/>
+        <w:sz w:val="20"/>
+      </w:rPr>
+    </w:lvl>
+    <w:lvl w:ilvl="5" w:tentative="1">
+      <w:start w:val="1"/>
+      <w:numFmt w:val="bullet"/>
+      <w:lvlText w:val=""/>
+      <w:lvlJc w:val="left"/>
+      <w:pPr>
+        <w:tabs>
+          <w:tab w:val="num" w:pos="4320"/>
+        </w:tabs>
+        <w:ind w:left="4320" w:hanging="360"/>
+      </w:pPr>
+      <w:rPr>
+        <w:rFonts w:ascii="Wingdings" w:hAnsi="Wingdings" w:hint="default"/>
+        <w:sz w:val="20"/>
+      </w:rPr>
+    </w:lvl>
+    <w:lvl w:ilvl="6" w:tentative="1">
+      <w:start w:val="1"/>
+      <w:numFmt w:val="bullet"/>
+      <w:lvlText w:val=""/>
+      <w:lvlJc w:val="left"/>
+      <w:pPr>
+        <w:tabs>
+          <w:tab w:val="num" w:pos="5040"/>
+        </w:tabs>
+        <w:ind w:left="5040" w:hanging="360"/>
+      </w:pPr>
+      <w:rPr>
+        <w:rFonts w:ascii="Wingdings" w:hAnsi="Wingdings" w:hint="default"/>
+        <w:sz w:val="20"/>
+      </w:rPr>
+    </w:lvl>
+    <w:lvl w:ilvl="7" w:tentative="1">
+      <w:start w:val="1"/>
+      <w:numFmt w:val="bullet"/>
+      <w:lvlText w:val=""/>
+      <w:lvlJc w:val="left"/>
+      <w:pPr>
+        <w:tabs>
+          <w:tab w:val="num" w:pos="5760"/>
+        </w:tabs>
+        <w:ind w:left="5760" w:hanging="360"/>
+      </w:pPr>
+      <w:rPr>
+        <w:rFonts w:ascii="Wingdings" w:hAnsi="Wingdings" w:hint="default"/>
+        <w:sz w:val="20"/>
+      </w:rPr>
+    </w:lvl>
+    <w:lvl w:ilvl="8" w:tentative="1">
+      <w:start w:val="1"/>
+      <w:numFmt w:val="bullet"/>
+      <w:lvlText w:val=""/>
+      <w:lvlJc w:val="left"/>
+      <w:pPr>
+        <w:tabs>
+          <w:tab w:val="num" w:pos="6480"/>
+        </w:tabs>
+        <w:ind w:left="6480" w:hanging="360"/>
+      </w:pPr>
+      <w:rPr>
+        <w:rFonts w:ascii="Wingdings" w:hAnsi="Wingdings" w:hint="default"/>
+        <w:sz w:val="20"/>
+      </w:rPr>
+    </w:lvl>
+  </w:abstractNum>
+  <w:abstractNum w:abstractNumId="18" w15:restartNumberingAfterBreak="0">
     <w:nsid w:val="66801030"/>
     <w:multiLevelType w:val="multilevel"/>
     <w:tmpl w:val="896A31C8"/>
@@ -11950,7 +15051,156 @@
       </w:rPr>
     </w:lvl>
   </w:abstractNum>
-  <w:abstractNum w:abstractNumId="14" w15:restartNumberingAfterBreak="0">
+  <w:abstractNum w:abstractNumId="19" w15:restartNumberingAfterBreak="0">
+    <w:nsid w:val="6CB52074"/>
+    <w:multiLevelType w:val="multilevel"/>
+    <w:tmpl w:val="818410D2"/>
+    <w:lvl w:ilvl="0">
+      <w:start w:val="1"/>
+      <w:numFmt w:val="bullet"/>
+      <w:lvlText w:val=""/>
+      <w:lvlJc w:val="left"/>
+      <w:pPr>
+        <w:tabs>
+          <w:tab w:val="num" w:pos="720"/>
+        </w:tabs>
+        <w:ind w:left="720" w:hanging="360"/>
+      </w:pPr>
+      <w:rPr>
+        <w:rFonts w:ascii="Symbol" w:hAnsi="Symbol" w:hint="default"/>
+        <w:sz w:val="20"/>
+      </w:rPr>
+    </w:lvl>
+    <w:lvl w:ilvl="1" w:tentative="1">
+      <w:start w:val="1"/>
+      <w:numFmt w:val="bullet"/>
+      <w:lvlText w:val="o"/>
+      <w:lvlJc w:val="left"/>
+      <w:pPr>
+        <w:tabs>
+          <w:tab w:val="num" w:pos="1440"/>
+        </w:tabs>
+        <w:ind w:left="1440" w:hanging="360"/>
+      </w:pPr>
+      <w:rPr>
+        <w:rFonts w:ascii="Courier New" w:hAnsi="Courier New" w:hint="default"/>
+        <w:sz w:val="20"/>
+      </w:rPr>
+    </w:lvl>
+    <w:lvl w:ilvl="2" w:tentative="1">
+      <w:start w:val="1"/>
+      <w:numFmt w:val="bullet"/>
+      <w:lvlText w:val=""/>
+      <w:lvlJc w:val="left"/>
+      <w:pPr>
+        <w:tabs>
+          <w:tab w:val="num" w:pos="2160"/>
+        </w:tabs>
+        <w:ind w:left="2160" w:hanging="360"/>
+      </w:pPr>
+      <w:rPr>
+        <w:rFonts w:ascii="Wingdings" w:hAnsi="Wingdings" w:hint="default"/>
+        <w:sz w:val="20"/>
+      </w:rPr>
+    </w:lvl>
+    <w:lvl w:ilvl="3" w:tentative="1">
+      <w:start w:val="1"/>
+      <w:numFmt w:val="bullet"/>
+      <w:lvlText w:val=""/>
+      <w:lvlJc w:val="left"/>
+      <w:pPr>
+        <w:tabs>
+          <w:tab w:val="num" w:pos="2880"/>
+        </w:tabs>
+        <w:ind w:left="2880" w:hanging="360"/>
+      </w:pPr>
+      <w:rPr>
+        <w:rFonts w:ascii="Wingdings" w:hAnsi="Wingdings" w:hint="default"/>
+        <w:sz w:val="20"/>
+      </w:rPr>
+    </w:lvl>
+    <w:lvl w:ilvl="4" w:tentative="1">
+      <w:start w:val="1"/>
+      <w:numFmt w:val="bullet"/>
+      <w:lvlText w:val=""/>
+      <w:lvlJc w:val="left"/>
+      <w:pPr>
+        <w:tabs>
+          <w:tab w:val="num" w:pos="3600"/>
+        </w:tabs>
+        <w:ind w:left="3600" w:hanging="360"/>
+      </w:pPr>
+      <w:rPr>
+        <w:rFonts w:ascii="Wingdings" w:hAnsi="Wingdings" w:hint="default"/>
+        <w:sz w:val="20"/>
+      </w:rPr>
+    </w:lvl>
+    <w:lvl w:ilvl="5" w:tentative="1">
+      <w:start w:val="1"/>
+      <w:numFmt w:val="bullet"/>
+      <w:lvlText w:val=""/>
+      <w:lvlJc w:val="left"/>
+      <w:pPr>
+        <w:tabs>
+          <w:tab w:val="num" w:pos="4320"/>
+        </w:tabs>
+        <w:ind w:left="4320" w:hanging="360"/>
+      </w:pPr>
+      <w:rPr>
+        <w:rFonts w:ascii="Wingdings" w:hAnsi="Wingdings" w:hint="default"/>
+        <w:sz w:val="20"/>
+      </w:rPr>
+    </w:lvl>
+    <w:lvl w:ilvl="6" w:tentative="1">
+      <w:start w:val="1"/>
+      <w:numFmt w:val="bullet"/>
+      <w:lvlText w:val=""/>
+      <w:lvlJc w:val="left"/>
+      <w:pPr>
+        <w:tabs>
+          <w:tab w:val="num" w:pos="5040"/>
+        </w:tabs>
+        <w:ind w:left="5040" w:hanging="360"/>
+      </w:pPr>
+      <w:rPr>
+        <w:rFonts w:ascii="Wingdings" w:hAnsi="Wingdings" w:hint="default"/>
+        <w:sz w:val="20"/>
+      </w:rPr>
+    </w:lvl>
+    <w:lvl w:ilvl="7" w:tentative="1">
+      <w:start w:val="1"/>
+      <w:numFmt w:val="bullet"/>
+      <w:lvlText w:val=""/>
+      <w:lvlJc w:val="left"/>
+      <w:pPr>
+        <w:tabs>
+          <w:tab w:val="num" w:pos="5760"/>
+        </w:tabs>
+        <w:ind w:left="5760" w:hanging="360"/>
+      </w:pPr>
+      <w:rPr>
+        <w:rFonts w:ascii="Wingdings" w:hAnsi="Wingdings" w:hint="default"/>
+        <w:sz w:val="20"/>
+      </w:rPr>
+    </w:lvl>
+    <w:lvl w:ilvl="8" w:tentative="1">
+      <w:start w:val="1"/>
+      <w:numFmt w:val="bullet"/>
+      <w:lvlText w:val=""/>
+      <w:lvlJc w:val="left"/>
+      <w:pPr>
+        <w:tabs>
+          <w:tab w:val="num" w:pos="6480"/>
+        </w:tabs>
+        <w:ind w:left="6480" w:hanging="360"/>
+      </w:pPr>
+      <w:rPr>
+        <w:rFonts w:ascii="Wingdings" w:hAnsi="Wingdings" w:hint="default"/>
+        <w:sz w:val="20"/>
+      </w:rPr>
+    </w:lvl>
+  </w:abstractNum>
+  <w:abstractNum w:abstractNumId="20" w15:restartNumberingAfterBreak="0">
     <w:nsid w:val="6D692AA1"/>
     <w:multiLevelType w:val="multilevel"/>
     <w:tmpl w:val="33940BB8"/>
@@ -12063,7 +15313,7 @@
       </w:pPr>
     </w:lvl>
   </w:abstractNum>
-  <w:abstractNum w:abstractNumId="15" w15:restartNumberingAfterBreak="0">
+  <w:abstractNum w:abstractNumId="21" w15:restartNumberingAfterBreak="0">
     <w:nsid w:val="6E6C79C0"/>
     <w:multiLevelType w:val="multilevel"/>
     <w:tmpl w:val="28989D10"/>
@@ -12212,7 +15462,7 @@
       </w:rPr>
     </w:lvl>
   </w:abstractNum>
-  <w:abstractNum w:abstractNumId="16" w15:restartNumberingAfterBreak="0">
+  <w:abstractNum w:abstractNumId="22" w15:restartNumberingAfterBreak="0">
     <w:nsid w:val="7ADC105D"/>
     <w:multiLevelType w:val="multilevel"/>
     <w:tmpl w:val="C78A8404"/>
@@ -12362,55 +15612,73 @@
     </w:lvl>
   </w:abstractNum>
   <w:num w:numId="1">
-    <w:abstractNumId w:val="5"/>
+    <w:abstractNumId w:val="7"/>
   </w:num>
   <w:num w:numId="2">
-    <w:abstractNumId w:val="16"/>
+    <w:abstractNumId w:val="22"/>
   </w:num>
   <w:num w:numId="3">
-    <w:abstractNumId w:val="2"/>
+    <w:abstractNumId w:val="3"/>
   </w:num>
   <w:num w:numId="4">
-    <w:abstractNumId w:val="15"/>
+    <w:abstractNumId w:val="21"/>
   </w:num>
   <w:num w:numId="5">
     <w:abstractNumId w:val="0"/>
   </w:num>
   <w:num w:numId="6">
+    <w:abstractNumId w:val="20"/>
+  </w:num>
+  <w:num w:numId="7">
+    <w:abstractNumId w:val="16"/>
+  </w:num>
+  <w:num w:numId="8">
+    <w:abstractNumId w:val="11"/>
+  </w:num>
+  <w:num w:numId="9">
+    <w:abstractNumId w:val="12"/>
+  </w:num>
+  <w:num w:numId="10">
+    <w:abstractNumId w:val="15"/>
+  </w:num>
+  <w:num w:numId="11">
+    <w:abstractNumId w:val="9"/>
+  </w:num>
+  <w:num w:numId="12">
+    <w:abstractNumId w:val="5"/>
+  </w:num>
+  <w:num w:numId="13">
+    <w:abstractNumId w:val="18"/>
+  </w:num>
+  <w:num w:numId="14">
+    <w:abstractNumId w:val="6"/>
+  </w:num>
+  <w:num w:numId="15">
+    <w:abstractNumId w:val="13"/>
+  </w:num>
+  <w:num w:numId="16">
+    <w:abstractNumId w:val="2"/>
+  </w:num>
+  <w:num w:numId="17">
     <w:abstractNumId w:val="14"/>
   </w:num>
-  <w:num w:numId="7">
-    <w:abstractNumId w:val="12"/>
+  <w:num w:numId="18">
+    <w:abstractNumId w:val="1"/>
   </w:num>
-  <w:num w:numId="8">
-    <w:abstractNumId w:val="7"/>
+  <w:num w:numId="19">
+    <w:abstractNumId w:val="4"/>
   </w:num>
-  <w:num w:numId="9">
+  <w:num w:numId="20">
     <w:abstractNumId w:val="8"/>
   </w:num>
-  <w:num w:numId="10">
-    <w:abstractNumId w:val="11"/>
+  <w:num w:numId="21">
+    <w:abstractNumId w:val="10"/>
   </w:num>
-  <w:num w:numId="11">
-    <w:abstractNumId w:val="6"/>
+  <w:num w:numId="22">
+    <w:abstractNumId w:val="19"/>
   </w:num>
-  <w:num w:numId="12">
-    <w:abstractNumId w:val="3"/>
-  </w:num>
-  <w:num w:numId="13">
-    <w:abstractNumId w:val="13"/>
-  </w:num>
-  <w:num w:numId="14">
-    <w:abstractNumId w:val="4"/>
-  </w:num>
-  <w:num w:numId="15">
-    <w:abstractNumId w:val="9"/>
-  </w:num>
-  <w:num w:numId="16">
-    <w:abstractNumId w:val="1"/>
-  </w:num>
-  <w:num w:numId="17">
-    <w:abstractNumId w:val="10"/>
+  <w:num w:numId="23">
+    <w:abstractNumId w:val="17"/>
   </w:num>
 </w:numbering>
 </file>
